--- a/CÔNG TY TNHH CHANGDE/CHANGDE_ThanhLapMoi/CHANGDE_DieuLe.docx
+++ b/CÔNG TY TNHH CHANGDE/CHANGDE_ThanhLapMoi/CHANGDE_DieuLe.docx
@@ -144,7 +144,7 @@
           <w:sz w:val="26"/>
           <w:szCs w:val="26"/>
         </w:rPr>
-        <w:t>CÔNG TY TNHH THIẾT BỊ CƠ ĐIỆN GAO TE</w:t>
+        <w:t>CÔNG TY TNHH CHANGDE</w:t>
       </w:r>
     </w:p>
     <w:p>
@@ -172,7 +172,7 @@
           <w:szCs w:val="26"/>
           <w:lang w:val="vi-VN"/>
         </w:rPr>
-        <w:t>NGUYỄN THỊ THANH PHƯỢNG</w:t>
+        <w:t>TRƯƠNG THỊ TRÚC MAI</w:t>
       </w:r>
     </w:p>
     <w:p>
@@ -200,7 +200,7 @@
           <w:szCs w:val="26"/>
           <w:lang w:val="vi-VN"/>
         </w:rPr>
-        <w:t>01/03/1997</w:t>
+        <w:t>25/03/2001</w:t>
       </w:r>
       <w:r>
         <w:rPr>
@@ -281,7 +281,7 @@
           <w:szCs w:val="26"/>
           <w:lang w:val="vi-VN"/>
         </w:rPr>
-        <w:t>075197005790</w:t>
+        <w:t>096301000252</w:t>
       </w:r>
       <w:r>
         <w:rPr>
@@ -315,7 +315,7 @@
           <w:szCs w:val="26"/>
           <w:lang w:val="vi"/>
         </w:rPr>
-        <w:t>06/08/2024</w:t>
+        <w:t>16/03/2026</w:t>
       </w:r>
       <w:r>
         <w:rPr>
@@ -351,7 +351,7 @@
           <w:szCs w:val="26"/>
           <w:lang w:val="vi"/>
         </w:rPr>
-        <w:t>Cục cảnh sát quản lý  hành chính về trật tự xã hội</w:t>
+        <w:t>Bộ Công An</w:t>
       </w:r>
       <w:r>
         <w:rPr>
@@ -392,7 +392,7 @@
           <w:sz w:val="26"/>
           <w:szCs w:val="26"/>
         </w:rPr>
-        <w:t>CÔNG TY TNHH THIẾT BỊ CƠ ĐIỆN GAO TE</w:t>
+        <w:t>CÔNG TY TNHH CHANGDE</w:t>
       </w:r>
     </w:p>
     <w:p>
@@ -428,7 +428,7 @@
           <w:szCs w:val="26"/>
           <w:lang w:val="vi-VN"/>
         </w:rPr>
-        <w:t>CÔNG TY TNHH THIẾT BỊ CƠ ĐIỆN GAO TE</w:t>
+        <w:t>CÔNG TY TNHH CHANGDE</w:t>
       </w:r>
       <w:r>
         <w:rPr>
@@ -739,7 +739,7 @@
           <w:sz w:val="26"/>
           <w:szCs w:val="26"/>
         </w:rPr>
-        <w:t>CÔNG TY TNHH THIẾT BỊ CƠ ĐIỆN GAO TE</w:t>
+        <w:t>CÔNG TY TNHH CHANGDE</w:t>
       </w:r>
     </w:p>
     <w:tbl>
@@ -809,7 +809,7 @@
               <w:t xml:space="preserve"> </w:t>
             </w:r>
             <w:r>
-              <w:t>GAO TE ELECTROMECHANICAL EQUIPMENT COMPANY LIMITED</w:t>
+              <w:t xml:space="preserve"> </w:t>
             </w:r>
           </w:p>
         </w:tc>
@@ -911,7 +911,7 @@
           <w:szCs w:val="26"/>
           <w:lang w:eastAsia="zh-CN"/>
         </w:rPr>
-        <w:t>GAO TE MEE CO., LTD.</w:t>
+        <w:t xml:space="preserve"> </w:t>
       </w:r>
     </w:p>
     <w:p>
@@ -998,7 +998,16 @@
           <w:szCs w:val="26"/>
           <w:lang w:eastAsia="zh-CN"/>
         </w:rPr>
-        <w:t>Căn B7H khu nhà ở Hoàng Mai, tổ 5, KP. 7, Phường Tân Uyên, Thành phố Hồ Chí Minh</w:t>
+        <w:t>Căn A18 khu nhà ở Hoàng Mai, tổ 5, KP. 7</w:t>
+      </w:r>
+      <w:r>
+        <w:rPr>
+          <w:color w:val="000000"/>
+          <w:sz w:val="26"/>
+          <w:szCs w:val="26"/>
+          <w:lang w:eastAsia="zh-CN"/>
+        </w:rPr>
+        <w:t>, Phường Tân Uyên, Thành phố Hồ Chí Minh</w:t>
       </w:r>
     </w:p>
     <w:p>
@@ -1107,36 +1116,43 @@
     </w:p>
     <w:tbl>
       <w:tblPr>
-        <w:tblStyle w:val="TableGrid11"/>
+        <w:tblStyle w:val="TableGrid2"/>
         <w:tblW w:w="0" w:type="auto"/>
+        <w:jc w:val="center"/>
         <w:tblLook w:val="04A0" w:firstRow="1" w:lastRow="0" w:firstColumn="1" w:lastColumn="0" w:noHBand="0" w:noVBand="1"/>
       </w:tblPr>
       <w:tblGrid>
-        <w:gridCol w:w="641"/>
-        <w:gridCol w:w="1193"/>
-        <w:gridCol w:w="5943"/>
-        <w:gridCol w:w="882"/>
+        <w:gridCol w:w="747"/>
+        <w:gridCol w:w="1156"/>
+        <w:gridCol w:w="5102"/>
+        <w:gridCol w:w="1654"/>
       </w:tblGrid>
       <w:tr>
+        <w:trPr>
+          <w:tblHeader/>
+          <w:jc w:val="center"/>
+        </w:trPr>
         <w:tc>
           <w:tcPr>
-            <w:tcW w:w="643" w:type="dxa"/>
+            <w:tcW w:w="754" w:type="dxa"/>
+            <w:shd w:val="clear" w:color="auto" w:fill="D9D9D9"/>
+            <w:vAlign w:val="center"/>
           </w:tcPr>
           <w:p>
             <w:pPr>
-              <w:spacing w:after="0" w:line="240" w:lineRule="auto"/>
-              <w:jc w:val="left"/>
+              <w:jc w:val="center"/>
               <w:rPr>
-                <w:rFonts w:eastAsia="MS Mincho"/>
-                <w:sz w:val="24"/>
-                <w:szCs w:val="24"/>
+                <w:rFonts w:ascii="Times New Roman" w:eastAsia="Times New Roman" w:hAnsi="Times New Roman"/>
+                <w:sz w:val="26"/>
+                <w:szCs w:val="26"/>
               </w:rPr>
             </w:pPr>
             <w:r>
               <w:rPr>
-                <w:rFonts w:eastAsia="MS Mincho"/>
-                <w:sz w:val="24"/>
-                <w:szCs w:val="24"/>
+                <w:rFonts w:ascii="Times New Roman" w:eastAsia="Times New Roman" w:hAnsi="Times New Roman"/>
+                <w:b/>
+                <w:sz w:val="26"/>
+                <w:szCs w:val="26"/>
               </w:rPr>
               <w:t>STT</w:t>
             </w:r>
@@ -1144,47 +1160,51 @@
         </w:tc>
         <w:tc>
           <w:tcPr>
-            <w:tcW w:w="1223" w:type="dxa"/>
+            <w:tcW w:w="1195" w:type="dxa"/>
+            <w:shd w:val="clear" w:color="auto" w:fill="D9D9D9"/>
+            <w:vAlign w:val="center"/>
           </w:tcPr>
           <w:p>
             <w:pPr>
-              <w:spacing w:after="0" w:line="240" w:lineRule="auto"/>
-              <w:jc w:val="left"/>
+              <w:jc w:val="center"/>
               <w:rPr>
-                <w:rFonts w:eastAsia="MS Mincho"/>
-                <w:sz w:val="24"/>
-                <w:szCs w:val="24"/>
+                <w:rFonts w:ascii="Times New Roman" w:eastAsia="Times New Roman" w:hAnsi="Times New Roman"/>
+                <w:sz w:val="26"/>
+                <w:szCs w:val="26"/>
               </w:rPr>
             </w:pPr>
             <w:r>
               <w:rPr>
-                <w:rFonts w:eastAsia="MS Mincho"/>
-                <w:sz w:val="24"/>
-                <w:szCs w:val="24"/>
+                <w:rFonts w:ascii="Times New Roman" w:eastAsia="Times New Roman" w:hAnsi="Times New Roman"/>
+                <w:b/>
+                <w:sz w:val="26"/>
+                <w:szCs w:val="26"/>
               </w:rPr>
-              <w:t>Mã ngành</w:t>
+              <w:t>Mã Ngành</w:t>
             </w:r>
           </w:p>
         </w:tc>
         <w:tc>
           <w:tcPr>
-            <w:tcW w:w="6379" w:type="dxa"/>
+            <w:tcW w:w="5892" w:type="dxa"/>
+            <w:shd w:val="clear" w:color="auto" w:fill="D9D9D9"/>
+            <w:vAlign w:val="center"/>
           </w:tcPr>
           <w:p>
             <w:pPr>
-              <w:spacing w:after="0" w:line="240" w:lineRule="auto"/>
-              <w:jc w:val="left"/>
+              <w:jc w:val="center"/>
               <w:rPr>
-                <w:rFonts w:eastAsia="MS Mincho"/>
-                <w:sz w:val="24"/>
-                <w:szCs w:val="24"/>
+                <w:rFonts w:ascii="Times New Roman" w:eastAsia="Times New Roman" w:hAnsi="Times New Roman"/>
+                <w:sz w:val="26"/>
+                <w:szCs w:val="26"/>
               </w:rPr>
             </w:pPr>
             <w:r>
               <w:rPr>
-                <w:rFonts w:eastAsia="MS Mincho"/>
-                <w:sz w:val="24"/>
-                <w:szCs w:val="24"/>
+                <w:rFonts w:ascii="Times New Roman" w:eastAsia="Times New Roman" w:hAnsi="Times New Roman"/>
+                <w:b/>
+                <w:sz w:val="26"/>
+                <w:szCs w:val="26"/>
               </w:rPr>
               <w:t>Tên ngành (bao gồm chi tiết)</w:t>
             </w:r>
@@ -1192,23 +1212,25 @@
         </w:tc>
         <w:tc>
           <w:tcPr>
-            <w:tcW w:w="856" w:type="dxa"/>
+            <w:tcW w:w="1787" w:type="dxa"/>
+            <w:shd w:val="clear" w:color="auto" w:fill="D9D9D9"/>
+            <w:vAlign w:val="center"/>
           </w:tcPr>
           <w:p>
             <w:pPr>
-              <w:spacing w:after="0" w:line="240" w:lineRule="auto"/>
-              <w:jc w:val="left"/>
+              <w:jc w:val="center"/>
               <w:rPr>
-                <w:rFonts w:eastAsia="MS Mincho"/>
-                <w:sz w:val="24"/>
-                <w:szCs w:val="24"/>
+                <w:rFonts w:ascii="Times New Roman" w:eastAsia="Times New Roman" w:hAnsi="Times New Roman"/>
+                <w:sz w:val="26"/>
+                <w:szCs w:val="26"/>
               </w:rPr>
             </w:pPr>
             <w:r>
               <w:rPr>
-                <w:rFonts w:eastAsia="MS Mincho"/>
-                <w:sz w:val="24"/>
-                <w:szCs w:val="24"/>
+                <w:rFonts w:ascii="Times New Roman" w:eastAsia="Times New Roman" w:hAnsi="Times New Roman"/>
+                <w:b/>
+                <w:sz w:val="26"/>
+                <w:szCs w:val="26"/>
               </w:rPr>
               <w:t>Ngành chính</w:t>
             </w:r>
@@ -1216,25 +1238,26 @@
         </w:tc>
       </w:tr>
       <w:tr>
+        <w:trPr>
+          <w:jc w:val="center"/>
+        </w:trPr>
         <w:tc>
           <w:tcPr>
-            <w:tcW w:w="643" w:type="dxa"/>
+            <w:tcW w:w="754" w:type="dxa"/>
           </w:tcPr>
           <w:p>
             <w:pPr>
-              <w:spacing w:after="0" w:line="240" w:lineRule="auto"/>
-              <w:jc w:val="left"/>
               <w:rPr>
-                <w:rFonts w:eastAsia="MS Mincho"/>
-                <w:sz w:val="24"/>
-                <w:szCs w:val="24"/>
+                <w:rFonts w:ascii="Times New Roman" w:hAnsi="Times New Roman"/>
+                <w:sz w:val="26"/>
+                <w:szCs w:val="26"/>
               </w:rPr>
             </w:pPr>
             <w:r>
               <w:rPr>
-                <w:rFonts w:eastAsia="MS Mincho"/>
-                <w:sz w:val="24"/>
-                <w:szCs w:val="24"/>
+                <w:rFonts w:ascii="Times New Roman" w:hAnsi="Times New Roman"/>
+                <w:sz w:val="26"/>
+                <w:szCs w:val="26"/>
               </w:rPr>
               <w:t>1</w:t>
             </w:r>
@@ -1242,80 +1265,66 @@
         </w:tc>
         <w:tc>
           <w:tcPr>
-            <w:tcW w:w="1223" w:type="dxa"/>
+            <w:tcW w:w="1195" w:type="dxa"/>
           </w:tcPr>
           <w:p>
             <w:pPr>
-              <w:spacing w:after="0" w:line="240" w:lineRule="auto"/>
-              <w:jc w:val="left"/>
               <w:rPr>
-                <w:rFonts w:eastAsia="MS Mincho"/>
-                <w:sz w:val="24"/>
-                <w:szCs w:val="24"/>
+                <w:rFonts w:ascii="Times New Roman" w:hAnsi="Times New Roman"/>
+                <w:sz w:val="26"/>
+                <w:szCs w:val="26"/>
               </w:rPr>
             </w:pPr>
             <w:r>
               <w:rPr>
-                <w:rFonts w:eastAsia="MS Mincho"/>
-                <w:sz w:val="24"/>
-                <w:szCs w:val="24"/>
+                <w:rFonts w:ascii="Times New Roman" w:hAnsi="Times New Roman"/>
+                <w:sz w:val="26"/>
+                <w:szCs w:val="26"/>
               </w:rPr>
-              <w:t>4659</w:t>
+              <w:t>5610</w:t>
             </w:r>
           </w:p>
         </w:tc>
         <w:tc>
           <w:tcPr>
-            <w:tcW w:w="6379" w:type="dxa"/>
+            <w:tcW w:w="5892" w:type="dxa"/>
           </w:tcPr>
           <w:p>
             <w:pPr>
-              <w:spacing w:after="0" w:line="240" w:lineRule="auto"/>
-              <w:jc w:val="left"/>
               <w:rPr>
-                <w:rFonts w:eastAsia="MS Mincho"/>
-                <w:sz w:val="24"/>
-                <w:szCs w:val="24"/>
+                <w:rFonts w:ascii="Times New Roman" w:hAnsi="Times New Roman"/>
+                <w:sz w:val="26"/>
+                <w:szCs w:val="26"/>
               </w:rPr>
             </w:pPr>
             <w:r>
               <w:rPr>
-                <w:rFonts w:eastAsia="MS Mincho"/>
-                <w:sz w:val="24"/>
-                <w:szCs w:val="24"/>
+                <w:rFonts w:ascii="Times New Roman" w:hAnsi="Times New Roman"/>
+                <w:sz w:val="26"/>
+                <w:szCs w:val="26"/>
               </w:rPr>
-              <w:t>Bán buôn máy móc, thiết bị và phụ tùng máy khác</w:t>
-            </w:r>
-            <w:r>
-              <w:rPr>
-                <w:rFonts w:eastAsia="MS Mincho"/>
-                <w:sz w:val="24"/>
-                <w:szCs w:val="24"/>
-              </w:rPr>
-              <w:br/>
-              <w:t>Chi tiết: Bán buôn sản phẩm cơ điện, máy móc và thiết bị cơ khí, phụ tùng máy cơ khí, linh kiện khí nén, thiết bị và dụng cụ phòng thí nghiệm (trừ hóa chất), dụng cụ cơ khí và dụng cụ cắt gọt dùng trong cơ khí.</w:t>
+              <w:t>Nhà hàng và các dịch vụ ăn uống phục vụ lưu động</w:t>
             </w:r>
           </w:p>
         </w:tc>
         <w:tc>
           <w:tcPr>
-            <w:tcW w:w="856" w:type="dxa"/>
+            <w:tcW w:w="1787" w:type="dxa"/>
+            <w:vAlign w:val="center"/>
           </w:tcPr>
           <w:p>
             <w:pPr>
-              <w:spacing w:after="0" w:line="240" w:lineRule="auto"/>
-              <w:jc w:val="left"/>
               <w:rPr>
-                <w:rFonts w:eastAsia="MS Mincho"/>
-                <w:sz w:val="24"/>
-                <w:szCs w:val="24"/>
+                <w:rFonts w:ascii="Times New Roman" w:hAnsi="Times New Roman"/>
+                <w:sz w:val="26"/>
+                <w:szCs w:val="26"/>
               </w:rPr>
             </w:pPr>
             <w:r>
               <w:rPr>
-                <w:rFonts w:eastAsia="MS Mincho"/>
-                <w:sz w:val="24"/>
-                <w:szCs w:val="24"/>
+                <w:rFonts w:ascii="Times New Roman" w:hAnsi="Times New Roman"/>
+                <w:sz w:val="26"/>
+                <w:szCs w:val="26"/>
               </w:rPr>
               <w:t>X</w:t>
             </w:r>
@@ -1323,25 +1332,26 @@
         </w:tc>
       </w:tr>
       <w:tr>
+        <w:trPr>
+          <w:jc w:val="center"/>
+        </w:trPr>
         <w:tc>
           <w:tcPr>
-            <w:tcW w:w="643" w:type="dxa"/>
+            <w:tcW w:w="754" w:type="dxa"/>
           </w:tcPr>
           <w:p>
             <w:pPr>
-              <w:spacing w:after="0" w:line="240" w:lineRule="auto"/>
-              <w:jc w:val="left"/>
               <w:rPr>
-                <w:rFonts w:eastAsia="MS Mincho"/>
-                <w:sz w:val="24"/>
-                <w:szCs w:val="24"/>
+                <w:rFonts w:ascii="Times New Roman" w:hAnsi="Times New Roman"/>
+                <w:sz w:val="26"/>
+                <w:szCs w:val="26"/>
               </w:rPr>
             </w:pPr>
             <w:r>
               <w:rPr>
-                <w:rFonts w:eastAsia="MS Mincho"/>
-                <w:sz w:val="24"/>
-                <w:szCs w:val="24"/>
+                <w:rFonts w:ascii="Times New Roman" w:hAnsi="Times New Roman"/>
+                <w:sz w:val="26"/>
+                <w:szCs w:val="26"/>
               </w:rPr>
               <w:t>2</w:t>
             </w:r>
@@ -1349,98 +1359,85 @@
         </w:tc>
         <w:tc>
           <w:tcPr>
-            <w:tcW w:w="1223" w:type="dxa"/>
+            <w:tcW w:w="1195" w:type="dxa"/>
           </w:tcPr>
           <w:p>
             <w:pPr>
-              <w:spacing w:after="0" w:line="240" w:lineRule="auto"/>
-              <w:jc w:val="left"/>
               <w:rPr>
-                <w:rFonts w:eastAsia="MS Mincho"/>
-                <w:sz w:val="24"/>
-                <w:szCs w:val="24"/>
+                <w:rFonts w:ascii="Times New Roman" w:hAnsi="Times New Roman"/>
+                <w:sz w:val="26"/>
+                <w:szCs w:val="26"/>
               </w:rPr>
             </w:pPr>
             <w:r>
               <w:rPr>
-                <w:rFonts w:eastAsia="MS Mincho"/>
-                <w:sz w:val="24"/>
-                <w:szCs w:val="24"/>
+                <w:rFonts w:ascii="Times New Roman" w:hAnsi="Times New Roman"/>
+                <w:sz w:val="26"/>
+                <w:szCs w:val="26"/>
               </w:rPr>
-              <w:t>4652</w:t>
+              <w:t>5621</w:t>
             </w:r>
           </w:p>
         </w:tc>
         <w:tc>
           <w:tcPr>
-            <w:tcW w:w="6379" w:type="dxa"/>
+            <w:tcW w:w="5892" w:type="dxa"/>
           </w:tcPr>
           <w:p>
             <w:pPr>
-              <w:spacing w:after="0" w:line="240" w:lineRule="auto"/>
-              <w:jc w:val="left"/>
               <w:rPr>
-                <w:rFonts w:eastAsia="MS Mincho"/>
-                <w:sz w:val="24"/>
-                <w:szCs w:val="24"/>
+                <w:rFonts w:ascii="Times New Roman" w:hAnsi="Times New Roman"/>
+                <w:sz w:val="26"/>
+                <w:szCs w:val="26"/>
               </w:rPr>
             </w:pPr>
             <w:r>
               <w:rPr>
-                <w:rFonts w:eastAsia="MS Mincho"/>
-                <w:sz w:val="24"/>
-                <w:szCs w:val="24"/>
+                <w:rFonts w:ascii="Times New Roman" w:hAnsi="Times New Roman"/>
+                <w:sz w:val="26"/>
+                <w:szCs w:val="26"/>
               </w:rPr>
-              <w:t>Bán buôn thiết bị và linh kiện điện tử, viễn thông</w:t>
-            </w:r>
-            <w:r>
-              <w:rPr>
-                <w:rFonts w:eastAsia="MS Mincho"/>
-                <w:sz w:val="24"/>
-                <w:szCs w:val="24"/>
-              </w:rPr>
-              <w:br/>
-              <w:t>Chi tiết: Bán buôn thiết bị và phụ kiện điện tử, linh kiện điện tử, phụ kiện điện tử sử dụng cho thiết bị cơ điện, thiết bị phòng thí nghiệm và các hệ thống điều khiển, tự động hóa.</w:t>
+              <w:t>Cung cấp dịch vụ ăn uống theo hợp đồng không thường xuyên với khách hàng</w:t>
             </w:r>
           </w:p>
         </w:tc>
         <w:tc>
           <w:tcPr>
-            <w:tcW w:w="856" w:type="dxa"/>
+            <w:tcW w:w="1787" w:type="dxa"/>
+            <w:vAlign w:val="center"/>
           </w:tcPr>
           <w:p>
             <w:pPr>
-              <w:spacing w:after="0" w:line="240" w:lineRule="auto"/>
-              <w:jc w:val="left"/>
               <w:rPr>
-                <w:rFonts w:eastAsia="MS Mincho"/>
-                <w:sz w:val="24"/>
-                <w:szCs w:val="24"/>
+                <w:rFonts w:ascii="Times New Roman" w:hAnsi="Times New Roman"/>
+                <w:sz w:val="26"/>
+                <w:szCs w:val="26"/>
               </w:rPr>
             </w:pPr>
           </w:p>
         </w:tc>
       </w:tr>
       <w:tr>
+        <w:trPr>
+          <w:jc w:val="center"/>
+        </w:trPr>
         <w:tc>
           <w:tcPr>
-            <w:tcW w:w="643" w:type="dxa"/>
+            <w:tcW w:w="754" w:type="dxa"/>
           </w:tcPr>
           <w:p>
             <w:pPr>
-              <w:spacing w:after="0" w:line="240" w:lineRule="auto"/>
-              <w:jc w:val="left"/>
               <w:rPr>
-                <w:rFonts w:eastAsia="MS Mincho"/>
-                <w:sz w:val="24"/>
-                <w:szCs w:val="24"/>
+                <w:rFonts w:ascii="Times New Roman" w:hAnsi="Times New Roman"/>
+                <w:sz w:val="26"/>
+                <w:szCs w:val="26"/>
               </w:rPr>
             </w:pPr>
             <w:r>
               <w:rPr>
-                <w:rFonts w:eastAsia="MS Mincho"/>
-                <w:sz w:val="24"/>
-                <w:szCs w:val="24"/>
+                <w:rFonts w:ascii="Times New Roman" w:hAnsi="Times New Roman"/>
+                <w:sz w:val="26"/>
+                <w:szCs w:val="26"/>
               </w:rPr>
               <w:t>3</w:t>
             </w:r>
@@ -1448,98 +1445,85 @@
         </w:tc>
         <w:tc>
           <w:tcPr>
-            <w:tcW w:w="1223" w:type="dxa"/>
+            <w:tcW w:w="1195" w:type="dxa"/>
           </w:tcPr>
           <w:p>
             <w:pPr>
-              <w:spacing w:after="0" w:line="240" w:lineRule="auto"/>
-              <w:jc w:val="left"/>
               <w:rPr>
-                <w:rFonts w:eastAsia="MS Mincho"/>
-                <w:sz w:val="24"/>
-                <w:szCs w:val="24"/>
+                <w:rFonts w:ascii="Times New Roman" w:hAnsi="Times New Roman"/>
+                <w:sz w:val="26"/>
+                <w:szCs w:val="26"/>
               </w:rPr>
             </w:pPr>
             <w:r>
               <w:rPr>
-                <w:rFonts w:eastAsia="MS Mincho"/>
-                <w:sz w:val="24"/>
-                <w:szCs w:val="24"/>
+                <w:rFonts w:ascii="Times New Roman" w:hAnsi="Times New Roman"/>
+                <w:sz w:val="26"/>
+                <w:szCs w:val="26"/>
               </w:rPr>
-              <w:t>4672</w:t>
+              <w:t>5629</w:t>
             </w:r>
           </w:p>
         </w:tc>
         <w:tc>
           <w:tcPr>
-            <w:tcW w:w="6379" w:type="dxa"/>
+            <w:tcW w:w="5892" w:type="dxa"/>
           </w:tcPr>
           <w:p>
             <w:pPr>
-              <w:spacing w:after="0" w:line="240" w:lineRule="auto"/>
-              <w:jc w:val="left"/>
               <w:rPr>
-                <w:rFonts w:eastAsia="MS Mincho"/>
-                <w:sz w:val="24"/>
-                <w:szCs w:val="24"/>
+                <w:rFonts w:ascii="Times New Roman" w:hAnsi="Times New Roman"/>
+                <w:sz w:val="26"/>
+                <w:szCs w:val="26"/>
               </w:rPr>
             </w:pPr>
             <w:r>
               <w:rPr>
-                <w:rFonts w:eastAsia="MS Mincho"/>
-                <w:sz w:val="24"/>
-                <w:szCs w:val="24"/>
+                <w:rFonts w:ascii="Times New Roman" w:hAnsi="Times New Roman"/>
+                <w:sz w:val="26"/>
+                <w:szCs w:val="26"/>
               </w:rPr>
-              <w:t>Bán buôn kim loại và quặng kim loại</w:t>
-            </w:r>
-            <w:r>
-              <w:rPr>
-                <w:rFonts w:eastAsia="MS Mincho"/>
-                <w:sz w:val="24"/>
-                <w:szCs w:val="24"/>
-              </w:rPr>
-              <w:br/>
-              <w:t>Chi tiết: Bán buôn thép không gỉ (inox) dạng tấm, cuộn, thanh, ống và các bán thành phẩm, sản phẩm kim loại từ thép không gỉ phục vụ ngành cơ khí, cơ điện và thiết bị phòng thí nghiệm.</w:t>
+              <w:t>Dịch vụ ăn uống khác</w:t>
             </w:r>
           </w:p>
         </w:tc>
         <w:tc>
           <w:tcPr>
-            <w:tcW w:w="856" w:type="dxa"/>
+            <w:tcW w:w="1787" w:type="dxa"/>
+            <w:vAlign w:val="center"/>
           </w:tcPr>
           <w:p>
             <w:pPr>
-              <w:spacing w:after="0" w:line="240" w:lineRule="auto"/>
-              <w:jc w:val="left"/>
               <w:rPr>
-                <w:rFonts w:eastAsia="MS Mincho"/>
-                <w:sz w:val="24"/>
-                <w:szCs w:val="24"/>
+                <w:rFonts w:ascii="Times New Roman" w:hAnsi="Times New Roman"/>
+                <w:sz w:val="26"/>
+                <w:szCs w:val="26"/>
               </w:rPr>
             </w:pPr>
           </w:p>
         </w:tc>
       </w:tr>
       <w:tr>
+        <w:trPr>
+          <w:jc w:val="center"/>
+        </w:trPr>
         <w:tc>
           <w:tcPr>
-            <w:tcW w:w="643" w:type="dxa"/>
+            <w:tcW w:w="754" w:type="dxa"/>
           </w:tcPr>
           <w:p>
             <w:pPr>
-              <w:spacing w:after="0" w:line="240" w:lineRule="auto"/>
-              <w:jc w:val="left"/>
               <w:rPr>
-                <w:rFonts w:eastAsia="MS Mincho"/>
-                <w:sz w:val="24"/>
-                <w:szCs w:val="24"/>
+                <w:rFonts w:ascii="Times New Roman" w:hAnsi="Times New Roman"/>
+                <w:sz w:val="26"/>
+                <w:szCs w:val="26"/>
               </w:rPr>
             </w:pPr>
             <w:r>
               <w:rPr>
-                <w:rFonts w:eastAsia="MS Mincho"/>
-                <w:sz w:val="24"/>
-                <w:szCs w:val="24"/>
+                <w:rFonts w:ascii="Times New Roman" w:hAnsi="Times New Roman"/>
+                <w:sz w:val="26"/>
+                <w:szCs w:val="26"/>
               </w:rPr>
               <w:t>4</w:t>
             </w:r>
@@ -1547,98 +1531,85 @@
         </w:tc>
         <w:tc>
           <w:tcPr>
-            <w:tcW w:w="1223" w:type="dxa"/>
+            <w:tcW w:w="1195" w:type="dxa"/>
           </w:tcPr>
           <w:p>
             <w:pPr>
-              <w:spacing w:after="0" w:line="240" w:lineRule="auto"/>
-              <w:jc w:val="left"/>
               <w:rPr>
-                <w:rFonts w:eastAsia="MS Mincho"/>
-                <w:sz w:val="24"/>
-                <w:szCs w:val="24"/>
+                <w:rFonts w:ascii="Times New Roman" w:hAnsi="Times New Roman"/>
+                <w:sz w:val="26"/>
+                <w:szCs w:val="26"/>
               </w:rPr>
             </w:pPr>
             <w:r>
               <w:rPr>
-                <w:rFonts w:eastAsia="MS Mincho"/>
-                <w:sz w:val="24"/>
-                <w:szCs w:val="24"/>
+                <w:rFonts w:ascii="Times New Roman" w:hAnsi="Times New Roman"/>
+                <w:sz w:val="26"/>
+                <w:szCs w:val="26"/>
               </w:rPr>
-              <w:t>4679</w:t>
+              <w:t>5630</w:t>
             </w:r>
           </w:p>
         </w:tc>
         <w:tc>
           <w:tcPr>
-            <w:tcW w:w="6379" w:type="dxa"/>
+            <w:tcW w:w="5892" w:type="dxa"/>
           </w:tcPr>
           <w:p>
             <w:pPr>
-              <w:spacing w:after="0" w:line="240" w:lineRule="auto"/>
-              <w:jc w:val="left"/>
               <w:rPr>
-                <w:rFonts w:eastAsia="MS Mincho"/>
-                <w:sz w:val="24"/>
-                <w:szCs w:val="24"/>
+                <w:rFonts w:ascii="Times New Roman" w:hAnsi="Times New Roman"/>
+                <w:sz w:val="26"/>
+                <w:szCs w:val="26"/>
               </w:rPr>
             </w:pPr>
             <w:r>
               <w:rPr>
-                <w:rFonts w:eastAsia="MS Mincho"/>
-                <w:sz w:val="24"/>
-                <w:szCs w:val="24"/>
+                <w:rFonts w:ascii="Times New Roman" w:hAnsi="Times New Roman"/>
+                <w:sz w:val="26"/>
+                <w:szCs w:val="26"/>
               </w:rPr>
-              <w:t>Bán buôn chuyên doanh khác chưa được phân vào đâu</w:t>
-            </w:r>
-            <w:r>
-              <w:rPr>
-                <w:rFonts w:eastAsia="MS Mincho"/>
-                <w:sz w:val="24"/>
-                <w:szCs w:val="24"/>
-              </w:rPr>
-              <w:br/>
-              <w:t>Chi tiết: Bán buôn phụ kiện phần cứng (ngũ kim, bulông, ốc vít, chi tiết cơ khí nhỏ), phụ kiện hàn, vật liệu hàn, vật liệu mài mòn (đá mài, bánh mài, giấy nhám, bột mài), đồ thủy tinh phòng thí nghiệm, vật tư tiêu hao và vật tư phòng thí nghiệm (trừ hóa chất thuộc danh mục cấm kinh doanh theo quy định của pháp luật).</w:t>
+              <w:t>Dịch vụ phục vụ đồ uống</w:t>
             </w:r>
           </w:p>
         </w:tc>
         <w:tc>
           <w:tcPr>
-            <w:tcW w:w="856" w:type="dxa"/>
+            <w:tcW w:w="1787" w:type="dxa"/>
+            <w:vAlign w:val="center"/>
           </w:tcPr>
           <w:p>
             <w:pPr>
-              <w:spacing w:after="0" w:line="240" w:lineRule="auto"/>
-              <w:jc w:val="left"/>
               <w:rPr>
-                <w:rFonts w:eastAsia="MS Mincho"/>
-                <w:sz w:val="24"/>
-                <w:szCs w:val="24"/>
+                <w:rFonts w:ascii="Times New Roman" w:hAnsi="Times New Roman"/>
+                <w:sz w:val="26"/>
+                <w:szCs w:val="26"/>
               </w:rPr>
             </w:pPr>
           </w:p>
         </w:tc>
       </w:tr>
       <w:tr>
+        <w:trPr>
+          <w:jc w:val="center"/>
+        </w:trPr>
         <w:tc>
           <w:tcPr>
-            <w:tcW w:w="643" w:type="dxa"/>
+            <w:tcW w:w="754" w:type="dxa"/>
           </w:tcPr>
           <w:p>
             <w:pPr>
-              <w:spacing w:after="0" w:line="240" w:lineRule="auto"/>
-              <w:jc w:val="left"/>
               <w:rPr>
-                <w:rFonts w:eastAsia="MS Mincho"/>
-                <w:sz w:val="24"/>
-                <w:szCs w:val="24"/>
+                <w:rFonts w:ascii="Times New Roman" w:hAnsi="Times New Roman"/>
+                <w:sz w:val="26"/>
+                <w:szCs w:val="26"/>
               </w:rPr>
             </w:pPr>
             <w:r>
               <w:rPr>
-                <w:rFonts w:eastAsia="MS Mincho"/>
-                <w:sz w:val="24"/>
-                <w:szCs w:val="24"/>
+                <w:rFonts w:ascii="Times New Roman" w:hAnsi="Times New Roman"/>
+                <w:sz w:val="26"/>
+                <w:szCs w:val="26"/>
               </w:rPr>
               <w:t>5</w:t>
             </w:r>
@@ -1646,82 +1617,145 @@
         </w:tc>
         <w:tc>
           <w:tcPr>
-            <w:tcW w:w="1223" w:type="dxa"/>
+            <w:tcW w:w="1195" w:type="dxa"/>
           </w:tcPr>
           <w:p>
             <w:pPr>
-              <w:spacing w:after="0" w:line="240" w:lineRule="auto"/>
-              <w:jc w:val="left"/>
               <w:rPr>
-                <w:rFonts w:eastAsia="MS Mincho"/>
-                <w:sz w:val="24"/>
-                <w:szCs w:val="24"/>
+                <w:rFonts w:ascii="Times New Roman" w:hAnsi="Times New Roman"/>
+                <w:sz w:val="26"/>
+                <w:szCs w:val="26"/>
               </w:rPr>
             </w:pPr>
             <w:r>
               <w:rPr>
-                <w:rFonts w:eastAsia="MS Mincho"/>
-                <w:sz w:val="24"/>
-                <w:szCs w:val="24"/>
+                <w:rFonts w:ascii="Times New Roman" w:hAnsi="Times New Roman"/>
+                <w:sz w:val="26"/>
+                <w:szCs w:val="26"/>
               </w:rPr>
-              <w:t>3312</w:t>
+              <w:t>4631</w:t>
             </w:r>
           </w:p>
         </w:tc>
         <w:tc>
           <w:tcPr>
-            <w:tcW w:w="6379" w:type="dxa"/>
+            <w:tcW w:w="5892" w:type="dxa"/>
           </w:tcPr>
           <w:p>
             <w:pPr>
-              <w:spacing w:after="0" w:line="240" w:lineRule="auto"/>
-              <w:jc w:val="left"/>
               <w:rPr>
-                <w:rFonts w:eastAsia="MS Mincho"/>
-                <w:sz w:val="24"/>
-                <w:szCs w:val="24"/>
+                <w:rFonts w:ascii="Times New Roman" w:hAnsi="Times New Roman"/>
+                <w:sz w:val="26"/>
+                <w:szCs w:val="26"/>
               </w:rPr>
             </w:pPr>
             <w:r>
               <w:rPr>
-                <w:rFonts w:eastAsia="MS Mincho"/>
-                <w:sz w:val="24"/>
-                <w:szCs w:val="24"/>
+                <w:rFonts w:ascii="Times New Roman" w:hAnsi="Times New Roman"/>
+                <w:sz w:val="26"/>
+                <w:szCs w:val="26"/>
               </w:rPr>
-              <w:t>Sửa chữa, bảo dưỡng máy móc, thiết bị</w:t>
-            </w:r>
-            <w:r>
-              <w:rPr>
-                <w:rFonts w:eastAsia="MS Mincho"/>
-                <w:sz w:val="24"/>
-                <w:szCs w:val="24"/>
-              </w:rPr>
-              <w:br/>
-              <w:t xml:space="preserve">Chi tiết: Sửa chữa, bảo dưỡng máy móc và thiết bị cơ khí nói chung, thiết bị cơ điện, thiết bị và dụng cụ phòng </w:t>
-            </w:r>
-            <w:r>
-              <w:rPr>
-                <w:rFonts w:eastAsia="MS Mincho"/>
-                <w:sz w:val="24"/>
-                <w:szCs w:val="24"/>
-              </w:rPr>
-              <w:lastRenderedPageBreak/>
-              <w:t>thí nghiệm, thay thế phụ tùng, căn chỉnh, bảo trì định kỳ cho máy móc và thiết bị cơ khí.</w:t>
+              <w:t>Bán buôn gạo, lúa mỳ, sản phẩm từ ngũ cốc khác, bột mỳ</w:t>
             </w:r>
           </w:p>
         </w:tc>
         <w:tc>
           <w:tcPr>
-            <w:tcW w:w="856" w:type="dxa"/>
+            <w:tcW w:w="1787" w:type="dxa"/>
+            <w:vAlign w:val="center"/>
           </w:tcPr>
           <w:p>
             <w:pPr>
-              <w:spacing w:after="0" w:line="240" w:lineRule="auto"/>
-              <w:jc w:val="left"/>
               <w:rPr>
-                <w:rFonts w:eastAsia="MS Mincho"/>
-                <w:sz w:val="24"/>
-                <w:szCs w:val="24"/>
+                <w:rFonts w:ascii="Times New Roman" w:hAnsi="Times New Roman"/>
+                <w:sz w:val="26"/>
+                <w:szCs w:val="26"/>
+              </w:rPr>
+            </w:pPr>
+          </w:p>
+        </w:tc>
+      </w:tr>
+      <w:tr>
+        <w:trPr>
+          <w:jc w:val="center"/>
+        </w:trPr>
+        <w:tc>
+          <w:tcPr>
+            <w:tcW w:w="754" w:type="dxa"/>
+          </w:tcPr>
+          <w:p>
+            <w:pPr>
+              <w:rPr>
+                <w:rFonts w:ascii="Times New Roman" w:hAnsi="Times New Roman"/>
+                <w:sz w:val="26"/>
+                <w:szCs w:val="26"/>
+              </w:rPr>
+            </w:pPr>
+            <w:r>
+              <w:rPr>
+                <w:rFonts w:ascii="Times New Roman" w:hAnsi="Times New Roman"/>
+                <w:sz w:val="26"/>
+                <w:szCs w:val="26"/>
+              </w:rPr>
+              <w:t>6</w:t>
+            </w:r>
+          </w:p>
+        </w:tc>
+        <w:tc>
+          <w:tcPr>
+            <w:tcW w:w="1195" w:type="dxa"/>
+          </w:tcPr>
+          <w:p>
+            <w:pPr>
+              <w:rPr>
+                <w:rFonts w:ascii="Times New Roman" w:hAnsi="Times New Roman"/>
+                <w:sz w:val="26"/>
+                <w:szCs w:val="26"/>
+              </w:rPr>
+            </w:pPr>
+            <w:r>
+              <w:rPr>
+                <w:rFonts w:ascii="Times New Roman" w:hAnsi="Times New Roman"/>
+                <w:sz w:val="26"/>
+                <w:szCs w:val="26"/>
+              </w:rPr>
+              <w:t>4632</w:t>
+            </w:r>
+          </w:p>
+        </w:tc>
+        <w:tc>
+          <w:tcPr>
+            <w:tcW w:w="5892" w:type="dxa"/>
+          </w:tcPr>
+          <w:p>
+            <w:pPr>
+              <w:rPr>
+                <w:rFonts w:ascii="Times New Roman" w:hAnsi="Times New Roman"/>
+                <w:sz w:val="26"/>
+                <w:szCs w:val="26"/>
+              </w:rPr>
+            </w:pPr>
+            <w:r>
+              <w:rPr>
+                <w:rFonts w:ascii="Times New Roman" w:hAnsi="Times New Roman"/>
+                <w:sz w:val="26"/>
+                <w:szCs w:val="26"/>
+              </w:rPr>
+              <w:t>Bán buôn thực phẩm</w:t>
+            </w:r>
+          </w:p>
+        </w:tc>
+        <w:tc>
+          <w:tcPr>
+            <w:tcW w:w="1787" w:type="dxa"/>
+            <w:vAlign w:val="center"/>
+          </w:tcPr>
+          <w:p>
+            <w:pPr>
+              <w:rPr>
+                <w:rFonts w:ascii="Times New Roman" w:hAnsi="Times New Roman"/>
+                <w:sz w:val="26"/>
+                <w:szCs w:val="26"/>
               </w:rPr>
             </w:pPr>
           </w:p>
@@ -1844,7 +1878,7 @@
           <w:szCs w:val="26"/>
           <w:lang w:val="vi-VN"/>
         </w:rPr>
-        <w:t>ZHANG, CHANGHAI</w:t>
+        <w:t>JIA, XIWANG</w:t>
       </w:r>
       <w:r>
         <w:rPr>
@@ -1908,7 +1942,7 @@
           <w:szCs w:val="26"/>
           <w:lang w:val="vi-VN"/>
         </w:rPr>
-        <w:t>24/11/1990</w:t>
+        <w:t>10/07/1969</w:t>
       </w:r>
       <w:r>
         <w:rPr>
@@ -1955,6 +1989,7 @@
           <w:szCs w:val="26"/>
           <w:lang w:val="vi-VN"/>
         </w:rPr>
+        <w:lastRenderedPageBreak/>
         <w:t>Quốc tịch:</w:t>
       </w:r>
       <w:r>
@@ -2037,7 +2072,7 @@
           <w:szCs w:val="26"/>
           <w:lang w:val="vi-VN"/>
         </w:rPr>
-        <w:t>EQ3263103</w:t>
+        <w:t>EQ1243037</w:t>
       </w:r>
       <w:r>
         <w:rPr>
@@ -2071,7 +2106,7 @@
           <w:szCs w:val="26"/>
           <w:lang w:val="vi"/>
         </w:rPr>
-        <w:t>25/7/2025</w:t>
+        <w:t>04/07/2025</w:t>
       </w:r>
       <w:r>
         <w:rPr>
@@ -2140,38 +2175,62 @@
           <w:sz w:val="26"/>
           <w:szCs w:val="26"/>
         </w:rPr>
-        <w:t>khu Đông , thôn Liễu Lâm, Thị trấn Ba Li Fan , Huyện Xin, Tỉnh Hà Nam, Trung Quốc</w:t>
+        <w:t>Tổ 1, thôn Đoàn Đê Bình, trấn Chu Gia Điếm, quận Đỉnh Thành</w:t>
+      </w:r>
+      <w:r>
+        <w:rPr>
+          <w:sz w:val="26"/>
+          <w:szCs w:val="26"/>
+        </w:rPr>
+        <w:t xml:space="preserve"> , </w:t>
+      </w:r>
+      <w:r>
+        <w:rPr>
+          <w:sz w:val="26"/>
+          <w:szCs w:val="26"/>
+        </w:rPr>
+        <w:t>Thành phố Thường Đức</w:t>
+      </w:r>
+      <w:r>
+        <w:rPr>
+          <w:sz w:val="26"/>
+          <w:szCs w:val="26"/>
+        </w:rPr>
+        <w:t>, Tỉnh Hà Nam, Trung Quốc</w:t>
+      </w:r>
+    </w:p>
+    <w:p>
+      <w:pPr>
+        <w:spacing w:line="240" w:lineRule="auto"/>
+        <w:ind w:firstLine="360"/>
+        <w:rPr>
+          <w:rFonts w:eastAsia="Times New Roman"/>
+          <w:color w:val="333333"/>
+          <w:sz w:val="26"/>
+          <w:szCs w:val="26"/>
+          <w:lang w:val="vi-VN" w:eastAsia="vi-VN"/>
+        </w:rPr>
+      </w:pPr>
+      <w:r>
+        <w:rPr>
+          <w:sz w:val="26"/>
+          <w:szCs w:val="26"/>
+          <w:lang w:val="vi-VN"/>
+        </w:rPr>
+        <w:t xml:space="preserve">Địa chỉ Liên lạc: </w:t>
+      </w:r>
+      <w:r>
+        <w:t>Căn A18 khu nhà ở Hoàng Mai, tổ 5, KP. 7</w:t>
       </w:r>
       <w:bookmarkStart w:id="1" w:name="_GoBack"/>
       <w:bookmarkEnd w:id="1"/>
-    </w:p>
-    <w:p>
-      <w:pPr>
-        <w:spacing w:line="240" w:lineRule="auto"/>
-        <w:ind w:firstLine="360"/>
-        <w:rPr>
-          <w:rFonts w:eastAsia="Times New Roman"/>
-          <w:color w:val="333333"/>
-          <w:sz w:val="26"/>
-          <w:szCs w:val="26"/>
-          <w:lang w:val="vi-VN" w:eastAsia="vi-VN"/>
-        </w:rPr>
-      </w:pPr>
-      <w:r>
-        <w:rPr>
-          <w:sz w:val="26"/>
-          <w:szCs w:val="26"/>
-          <w:lang w:val="vi-VN"/>
-        </w:rPr>
-        <w:t xml:space="preserve">Địa chỉ Liên lạc: </w:t>
-      </w:r>
-      <w:r>
-        <w:rPr>
-          <w:sz w:val="26"/>
-          <w:szCs w:val="26"/>
-          <w:lang w:val="vi-VN"/>
-        </w:rPr>
-        <w:t>Căn B7H khu nhà ở Hoàng Mai, tổ 5, KP. 7, Phường Tân Uyên, Thành phố Hồ Chí Minh</w:t>
+      <w:r>
+        <w:rPr>
+          <w:sz w:val="26"/>
+          <w:szCs w:val="26"/>
+          <w:lang w:val="vi-VN"/>
+        </w:rPr>
+        <w:t>, Phường Tân Uyên, Thành phố Hồ Chí Minh</w:t>
       </w:r>
       <w:r>
         <w:rPr>
@@ -2617,7 +2676,6 @@
         <w:rPr>
           <w:rFonts w:ascii="Times New Roman" w:hAnsi="Times New Roman"/>
         </w:rPr>
-        <w:lastRenderedPageBreak/>
         <w:t>Chương II</w:t>
       </w:r>
     </w:p>
@@ -2718,7 +2776,28 @@
           <w:sz w:val="26"/>
           <w:szCs w:val="26"/>
         </w:rPr>
-        <w:t>2.000.000.000 đồng (viết bằng chữ: Hai tỷ đồng)</w:t>
+        <w:t>3</w:t>
+      </w:r>
+      <w:r>
+        <w:rPr>
+          <w:sz w:val="26"/>
+          <w:szCs w:val="26"/>
+        </w:rPr>
+        <w:t xml:space="preserve">.000.000.000 đồng (viết bằng chữ: </w:t>
+      </w:r>
+      <w:r>
+        <w:rPr>
+          <w:sz w:val="26"/>
+          <w:szCs w:val="26"/>
+        </w:rPr>
+        <w:t>Ba</w:t>
+      </w:r>
+      <w:r>
+        <w:rPr>
+          <w:sz w:val="26"/>
+          <w:szCs w:val="26"/>
+        </w:rPr>
+        <w:t xml:space="preserve"> tỷ đồng)</w:t>
       </w:r>
       <w:r>
         <w:rPr>
@@ -2796,9 +2875,31 @@
         <w:rPr>
           <w:sz w:val="26"/>
           <w:szCs w:val="26"/>
-          <w:lang w:val="vi-VN"/>
-        </w:rPr>
-        <w:t>2.000.000.000 đồng (viết bằng chữ: Hai tỷ đồng)</w:t>
+        </w:rPr>
+        <w:t>3</w:t>
+      </w:r>
+      <w:r>
+        <w:rPr>
+          <w:sz w:val="26"/>
+          <w:szCs w:val="26"/>
+          <w:lang w:val="vi-VN"/>
+        </w:rPr>
+        <w:t xml:space="preserve">.000.000.000 đồng (viết bằng chữ: </w:t>
+      </w:r>
+      <w:r>
+        <w:rPr>
+          <w:sz w:val="26"/>
+          <w:szCs w:val="26"/>
+        </w:rPr>
+        <w:t>Ba</w:t>
+      </w:r>
+      <w:r>
+        <w:rPr>
+          <w:sz w:val="26"/>
+          <w:szCs w:val="26"/>
+          <w:lang w:val="vi-VN"/>
+        </w:rPr>
+        <w:t xml:space="preserve"> tỷ đồng)</w:t>
       </w:r>
     </w:p>
     <w:p>
@@ -3029,7 +3130,7 @@
           <w:szCs w:val="26"/>
           <w:lang w:val="vi-VN"/>
         </w:rPr>
-        <w:t>NGUYỄN THỊ THANH PHƯỢNG</w:t>
+        <w:t>TRƯƠNG THỊ TRÚC MAI</w:t>
       </w:r>
       <w:r>
         <w:rPr>
@@ -3094,7 +3195,7 @@
           <w:szCs w:val="26"/>
           <w:lang w:val="vi-VN"/>
         </w:rPr>
-        <w:t>01/03/1997</w:t>
+        <w:t>25/03/2001</w:t>
       </w:r>
       <w:r>
         <w:rPr>
@@ -3240,7 +3341,7 @@
           <w:szCs w:val="26"/>
           <w:lang w:val="vi-VN"/>
         </w:rPr>
-        <w:t>075197005790</w:t>
+        <w:t>096301000252</w:t>
       </w:r>
       <w:r>
         <w:rPr>
@@ -3274,7 +3375,7 @@
           <w:szCs w:val="26"/>
           <w:lang w:val="vi"/>
         </w:rPr>
-        <w:t>06/08/2024</w:t>
+        <w:t>16/03/2026</w:t>
       </w:r>
       <w:r>
         <w:rPr>
@@ -3310,7 +3411,7 @@
           <w:szCs w:val="26"/>
           <w:lang w:val="vi"/>
         </w:rPr>
-        <w:t>Cục cảnh sát quản lý  hành chính về trật tự xã hội</w:t>
+        <w:t>Bộ Công An</w:t>
       </w:r>
       <w:r>
         <w:rPr>
@@ -3345,7 +3446,39 @@
           <w:szCs w:val="26"/>
           <w:lang w:val="vi-VN"/>
         </w:rPr>
-        <w:t>Ấp Đồng Tiến 3, Xã Đồng Tâm, Tỉnh Đồng Nai</w:t>
+        <w:t>Tổ 5, Khu Phố Khánh Lộc</w:t>
+      </w:r>
+      <w:r>
+        <w:rPr>
+          <w:sz w:val="26"/>
+          <w:szCs w:val="26"/>
+          <w:lang w:val="vi-VN"/>
+        </w:rPr>
+        <w:t xml:space="preserve">, </w:t>
+      </w:r>
+      <w:r>
+        <w:rPr>
+          <w:sz w:val="26"/>
+          <w:szCs w:val="26"/>
+          <w:lang w:val="vi-VN"/>
+        </w:rPr>
+        <w:t>phường Tân Hiệp</w:t>
+      </w:r>
+      <w:r>
+        <w:rPr>
+          <w:sz w:val="26"/>
+          <w:szCs w:val="26"/>
+          <w:lang w:val="vi-VN"/>
+        </w:rPr>
+        <w:t xml:space="preserve">, </w:t>
+      </w:r>
+      <w:r>
+        <w:rPr>
+          <w:sz w:val="26"/>
+          <w:szCs w:val="26"/>
+          <w:lang w:val="vi-VN"/>
+        </w:rPr>
+        <w:t>Thành phố Hồ Chí Minh</w:t>
       </w:r>
       <w:r>
         <w:rPr>
@@ -3382,7 +3515,39 @@
           <w:szCs w:val="26"/>
           <w:lang w:val="vi-VN"/>
         </w:rPr>
-        <w:t>Nhà 131, đường DB6, tổ 7, khu1, Phường Bình Dương, Thành phố Hồ Chí Minh</w:t>
+        <w:t>Tổ 5, Khu Phố Khánh Lộc</w:t>
+      </w:r>
+      <w:r>
+        <w:rPr>
+          <w:sz w:val="26"/>
+          <w:szCs w:val="26"/>
+          <w:lang w:val="vi-VN"/>
+        </w:rPr>
+        <w:t xml:space="preserve">, </w:t>
+      </w:r>
+      <w:r>
+        <w:rPr>
+          <w:sz w:val="26"/>
+          <w:szCs w:val="26"/>
+          <w:lang w:val="vi-VN"/>
+        </w:rPr>
+        <w:t>phường Tân Hiệp</w:t>
+      </w:r>
+      <w:r>
+        <w:rPr>
+          <w:sz w:val="26"/>
+          <w:szCs w:val="26"/>
+          <w:lang w:val="vi-VN"/>
+        </w:rPr>
+        <w:t xml:space="preserve">, </w:t>
+      </w:r>
+      <w:r>
+        <w:rPr>
+          <w:sz w:val="26"/>
+          <w:szCs w:val="26"/>
+          <w:lang w:val="vi-VN"/>
+        </w:rPr>
+        <w:t>Thành phố Hồ Chí Minh</w:t>
       </w:r>
       <w:r>
         <w:rPr>
@@ -3502,133 +3667,133 @@
           <w:szCs w:val="26"/>
           <w:lang w:val="vi-VN"/>
         </w:rPr>
+        <w:t>4. Chủ sở hữu công ty chịu trách nhiệm bằng toàn bộ tài sản của mình đối với các nghĩa vụ tài chính của công ty, thiệt hại xảy ra do không góp, không góp đủ, không góp đúng hạn vốn điều lệ theo quy định tại Điều này.</w:t>
+      </w:r>
+    </w:p>
+    <w:p>
+      <w:pPr>
+        <w:spacing w:line="240" w:lineRule="auto"/>
+        <w:ind w:firstLine="360"/>
+        <w:rPr>
+          <w:color w:val="000000"/>
+          <w:sz w:val="26"/>
+          <w:szCs w:val="26"/>
+          <w:lang w:val="vi-VN"/>
+        </w:rPr>
+      </w:pPr>
+    </w:p>
+    <w:p>
+      <w:pPr>
+        <w:pStyle w:val="Heading3"/>
+        <w:ind w:firstLine="360"/>
+        <w:rPr>
+          <w:rFonts w:ascii="Times New Roman" w:hAnsi="Times New Roman"/>
+        </w:rPr>
+      </w:pPr>
+      <w:r>
+        <w:rPr>
+          <w:rFonts w:ascii="Times New Roman" w:hAnsi="Times New Roman"/>
+        </w:rPr>
+        <w:t xml:space="preserve">Điều </w:t>
+      </w:r>
+      <w:r>
+        <w:rPr>
+          <w:rFonts w:ascii="Times New Roman" w:hAnsi="Times New Roman"/>
+        </w:rPr>
+        <w:t>8</w:t>
+      </w:r>
+      <w:r>
+        <w:rPr>
+          <w:rFonts w:ascii="Times New Roman" w:hAnsi="Times New Roman"/>
+        </w:rPr>
+        <w:t xml:space="preserve">. Quyền </w:t>
+      </w:r>
+      <w:r>
+        <w:rPr>
+          <w:rFonts w:ascii="Times New Roman" w:hAnsi="Times New Roman"/>
+        </w:rPr>
+        <w:t xml:space="preserve">và nghĩa vụ </w:t>
+      </w:r>
+      <w:r>
+        <w:rPr>
+          <w:rFonts w:ascii="Times New Roman" w:hAnsi="Times New Roman"/>
+        </w:rPr>
+        <w:t>của chủ sở hữu công ty</w:t>
+      </w:r>
+    </w:p>
+    <w:bookmarkEnd w:id="3"/>
+    <w:p>
+      <w:pPr>
+        <w:spacing w:line="240" w:lineRule="auto"/>
+        <w:ind w:firstLine="360"/>
+        <w:rPr>
+          <w:b/>
+          <w:bCs/>
+          <w:sz w:val="26"/>
+          <w:szCs w:val="26"/>
+          <w:lang w:val="vi-VN"/>
+        </w:rPr>
+      </w:pPr>
+      <w:r>
+        <w:rPr>
+          <w:b/>
+          <w:bCs/>
+          <w:sz w:val="26"/>
+          <w:szCs w:val="26"/>
+        </w:rPr>
+        <w:t xml:space="preserve">- </w:t>
+      </w:r>
+      <w:r>
+        <w:rPr>
+          <w:b/>
+          <w:bCs/>
+          <w:sz w:val="26"/>
+          <w:szCs w:val="26"/>
+          <w:lang w:val="vi-VN"/>
+        </w:rPr>
+        <w:t>Quyền của chủ sở hữu công ty.</w:t>
+      </w:r>
+    </w:p>
+    <w:p>
+      <w:pPr>
+        <w:spacing w:line="240" w:lineRule="auto"/>
+        <w:ind w:firstLine="360"/>
+        <w:rPr>
+          <w:bCs/>
+          <w:sz w:val="26"/>
+          <w:szCs w:val="26"/>
+          <w:lang w:val="vi-VN"/>
+        </w:rPr>
+      </w:pPr>
+      <w:r>
+        <w:rPr>
+          <w:bCs/>
+          <w:sz w:val="26"/>
+          <w:szCs w:val="26"/>
+          <w:lang w:val="vi-VN"/>
+        </w:rPr>
+        <w:t>1. Quyết định nội dung Điều lệ công ty, sửa đổi, bổ sung Điều lệ công ty;</w:t>
+      </w:r>
+    </w:p>
+    <w:p>
+      <w:pPr>
+        <w:spacing w:line="240" w:lineRule="auto"/>
+        <w:ind w:firstLine="360"/>
+        <w:rPr>
+          <w:bCs/>
+          <w:sz w:val="26"/>
+          <w:szCs w:val="26"/>
+          <w:lang w:val="vi-VN"/>
+        </w:rPr>
+      </w:pPr>
+      <w:r>
+        <w:rPr>
+          <w:bCs/>
+          <w:sz w:val="26"/>
+          <w:szCs w:val="26"/>
+          <w:lang w:val="vi-VN"/>
+        </w:rPr>
         <w:lastRenderedPageBreak/>
-        <w:t>4. Chủ sở hữu công ty chịu trách nhiệm bằng toàn bộ tài sản của mình đối với các nghĩa vụ tài chính của công ty, thiệt hại xảy ra do không góp, không góp đủ, không góp đúng hạn vốn điều lệ theo quy định tại Điều này.</w:t>
-      </w:r>
-    </w:p>
-    <w:p>
-      <w:pPr>
-        <w:spacing w:line="240" w:lineRule="auto"/>
-        <w:ind w:firstLine="360"/>
-        <w:rPr>
-          <w:color w:val="000000"/>
-          <w:sz w:val="26"/>
-          <w:szCs w:val="26"/>
-          <w:lang w:val="vi-VN"/>
-        </w:rPr>
-      </w:pPr>
-    </w:p>
-    <w:p>
-      <w:pPr>
-        <w:pStyle w:val="Heading3"/>
-        <w:ind w:firstLine="360"/>
-        <w:rPr>
-          <w:rFonts w:ascii="Times New Roman" w:hAnsi="Times New Roman"/>
-        </w:rPr>
-      </w:pPr>
-      <w:r>
-        <w:rPr>
-          <w:rFonts w:ascii="Times New Roman" w:hAnsi="Times New Roman"/>
-        </w:rPr>
-        <w:t xml:space="preserve">Điều </w:t>
-      </w:r>
-      <w:r>
-        <w:rPr>
-          <w:rFonts w:ascii="Times New Roman" w:hAnsi="Times New Roman"/>
-        </w:rPr>
-        <w:t>8</w:t>
-      </w:r>
-      <w:r>
-        <w:rPr>
-          <w:rFonts w:ascii="Times New Roman" w:hAnsi="Times New Roman"/>
-        </w:rPr>
-        <w:t xml:space="preserve">. Quyền </w:t>
-      </w:r>
-      <w:r>
-        <w:rPr>
-          <w:rFonts w:ascii="Times New Roman" w:hAnsi="Times New Roman"/>
-        </w:rPr>
-        <w:t xml:space="preserve">và nghĩa vụ </w:t>
-      </w:r>
-      <w:r>
-        <w:rPr>
-          <w:rFonts w:ascii="Times New Roman" w:hAnsi="Times New Roman"/>
-        </w:rPr>
-        <w:t>của chủ sở hữu công ty</w:t>
-      </w:r>
-    </w:p>
-    <w:bookmarkEnd w:id="3"/>
-    <w:p>
-      <w:pPr>
-        <w:spacing w:line="240" w:lineRule="auto"/>
-        <w:ind w:firstLine="360"/>
-        <w:rPr>
-          <w:b/>
-          <w:bCs/>
-          <w:sz w:val="26"/>
-          <w:szCs w:val="26"/>
-          <w:lang w:val="vi-VN"/>
-        </w:rPr>
-      </w:pPr>
-      <w:r>
-        <w:rPr>
-          <w:b/>
-          <w:bCs/>
-          <w:sz w:val="26"/>
-          <w:szCs w:val="26"/>
-        </w:rPr>
-        <w:t xml:space="preserve">- </w:t>
-      </w:r>
-      <w:r>
-        <w:rPr>
-          <w:b/>
-          <w:bCs/>
-          <w:sz w:val="26"/>
-          <w:szCs w:val="26"/>
-          <w:lang w:val="vi-VN"/>
-        </w:rPr>
-        <w:t>Quyền của chủ sở hữu công ty.</w:t>
-      </w:r>
-    </w:p>
-    <w:p>
-      <w:pPr>
-        <w:spacing w:line="240" w:lineRule="auto"/>
-        <w:ind w:firstLine="360"/>
-        <w:rPr>
-          <w:bCs/>
-          <w:sz w:val="26"/>
-          <w:szCs w:val="26"/>
-          <w:lang w:val="vi-VN"/>
-        </w:rPr>
-      </w:pPr>
-      <w:r>
-        <w:rPr>
-          <w:bCs/>
-          <w:sz w:val="26"/>
-          <w:szCs w:val="26"/>
-          <w:lang w:val="vi-VN"/>
-        </w:rPr>
-        <w:t>1. Quyết định nội dung Điều lệ công ty, sửa đổi, bổ sung Điều lệ công ty;</w:t>
-      </w:r>
-    </w:p>
-    <w:p>
-      <w:pPr>
-        <w:spacing w:line="240" w:lineRule="auto"/>
-        <w:ind w:firstLine="360"/>
-        <w:rPr>
-          <w:bCs/>
-          <w:sz w:val="26"/>
-          <w:szCs w:val="26"/>
-          <w:lang w:val="vi-VN"/>
-        </w:rPr>
-      </w:pPr>
-      <w:r>
-        <w:rPr>
-          <w:bCs/>
-          <w:sz w:val="26"/>
-          <w:szCs w:val="26"/>
-          <w:lang w:val="vi-VN"/>
-        </w:rPr>
         <w:t>2. Quyết định tăng vốn điều lệ của công ty; chuyển nhượng một phần hoặc toàn bộ vốn điều lệ của công ty cho tổ chức, cá nhân khác; quyết định phát hành trái phiếu;</w:t>
       </w:r>
     </w:p>
@@ -4129,59 +4294,415 @@
         <w:rPr>
           <w:rFonts w:ascii="Times New Roman" w:hAnsi="Times New Roman"/>
         </w:rPr>
+        <w:t xml:space="preserve">Điều </w:t>
+      </w:r>
+      <w:r>
+        <w:rPr>
+          <w:rFonts w:ascii="Times New Roman" w:hAnsi="Times New Roman"/>
+        </w:rPr>
+        <w:t>9</w:t>
+      </w:r>
+      <w:r>
+        <w:rPr>
+          <w:rFonts w:ascii="Times New Roman" w:hAnsi="Times New Roman"/>
+        </w:rPr>
+        <w:t>. Cơ cấu tổ chức quản lý</w:t>
+      </w:r>
+    </w:p>
+    <w:p>
+      <w:pPr>
+        <w:spacing w:line="240" w:lineRule="auto"/>
+        <w:ind w:firstLine="360"/>
+        <w:rPr>
+          <w:bCs/>
+          <w:sz w:val="26"/>
+          <w:szCs w:val="26"/>
+          <w:lang w:val="vi-VN"/>
+        </w:rPr>
+      </w:pPr>
+      <w:bookmarkStart w:id="5" w:name="_Hlk60645860"/>
+      <w:r>
+        <w:rPr>
+          <w:color w:val="000000"/>
+          <w:sz w:val="26"/>
+          <w:szCs w:val="26"/>
+          <w:lang w:val="vi-VN"/>
+        </w:rPr>
+        <w:t>1</w:t>
+      </w:r>
+      <w:r>
+        <w:rPr>
+          <w:bCs/>
+          <w:sz w:val="26"/>
+          <w:szCs w:val="26"/>
+          <w:lang w:val="vi-VN"/>
+        </w:rPr>
+        <w:t>. Công ty có Chủ tịch công ty, Giám đốc</w:t>
+      </w:r>
+      <w:r>
+        <w:rPr>
+          <w:bCs/>
+          <w:sz w:val="26"/>
+          <w:szCs w:val="26"/>
+        </w:rPr>
+        <w:t xml:space="preserve"> (hoặc Tổng giám đốc)</w:t>
+      </w:r>
+      <w:r>
+        <w:rPr>
+          <w:bCs/>
+          <w:sz w:val="26"/>
+          <w:szCs w:val="26"/>
+          <w:lang w:val="vi-VN"/>
+        </w:rPr>
+        <w:t>.</w:t>
+      </w:r>
+    </w:p>
+    <w:p>
+      <w:pPr>
+        <w:spacing w:line="240" w:lineRule="auto"/>
+        <w:ind w:firstLine="360"/>
+        <w:rPr>
+          <w:bCs/>
+          <w:sz w:val="26"/>
+          <w:szCs w:val="26"/>
+          <w:lang w:val="vi-VN"/>
+        </w:rPr>
+      </w:pPr>
+      <w:r>
+        <w:rPr>
+          <w:bCs/>
+          <w:sz w:val="26"/>
+          <w:szCs w:val="26"/>
+          <w:lang w:val="vi-VN"/>
+        </w:rPr>
+        <w:t>2. Chủ sở hữu công ty là Chủ tịch công ty và có thể kiêm hoặc thuê người khác làm Giám đốc</w:t>
+      </w:r>
+      <w:r>
+        <w:rPr>
+          <w:bCs/>
+          <w:sz w:val="26"/>
+          <w:szCs w:val="26"/>
+          <w:lang w:val="vi-VN"/>
+        </w:rPr>
+        <w:t xml:space="preserve"> </w:t>
+      </w:r>
+      <w:r>
+        <w:rPr>
+          <w:sz w:val="26"/>
+          <w:szCs w:val="26"/>
+          <w:lang w:val="vi-VN"/>
+        </w:rPr>
+        <w:t>(hoặc Tổng giám đốc)</w:t>
+      </w:r>
+      <w:r>
+        <w:rPr>
+          <w:bCs/>
+          <w:sz w:val="26"/>
+          <w:szCs w:val="26"/>
+          <w:lang w:val="vi-VN"/>
+        </w:rPr>
+        <w:t>.</w:t>
+      </w:r>
+    </w:p>
+    <w:p>
+      <w:pPr>
+        <w:spacing w:line="240" w:lineRule="auto"/>
+        <w:ind w:firstLine="360"/>
+        <w:rPr>
+          <w:bCs/>
+          <w:sz w:val="26"/>
+          <w:szCs w:val="26"/>
+          <w:lang w:val="vi-VN"/>
+        </w:rPr>
+      </w:pPr>
+      <w:r>
+        <w:rPr>
+          <w:bCs/>
+          <w:sz w:val="26"/>
+          <w:szCs w:val="26"/>
+          <w:lang w:val="vi-VN"/>
+        </w:rPr>
+        <w:t>3. Quyền, nghĩa</w:t>
+      </w:r>
+      <w:r>
+        <w:rPr>
+          <w:bCs/>
+          <w:sz w:val="26"/>
+          <w:szCs w:val="26"/>
+          <w:lang w:val="vi-VN"/>
+        </w:rPr>
+        <w:t xml:space="preserve"> </w:t>
+      </w:r>
+      <w:r>
+        <w:rPr>
+          <w:bCs/>
+          <w:sz w:val="26"/>
+          <w:szCs w:val="26"/>
+          <w:lang w:val="vi-VN"/>
+        </w:rPr>
+        <w:t xml:space="preserve">vụ của Giám đốc </w:t>
+      </w:r>
+      <w:r>
+        <w:rPr>
+          <w:bCs/>
+          <w:sz w:val="26"/>
+          <w:szCs w:val="26"/>
+          <w:lang w:val="vi-VN"/>
+        </w:rPr>
+        <w:t xml:space="preserve">(hoặc Tổng giám đốc) </w:t>
+      </w:r>
+      <w:r>
+        <w:rPr>
+          <w:bCs/>
+          <w:sz w:val="26"/>
+          <w:szCs w:val="26"/>
+          <w:lang w:val="vi-VN"/>
+        </w:rPr>
+        <w:t>được quy định tại Điều lệ công ty và hợp đồng lao động.</w:t>
+      </w:r>
+    </w:p>
+    <w:p>
+      <w:pPr>
+        <w:spacing w:line="240" w:lineRule="auto"/>
+        <w:ind w:firstLine="360"/>
+        <w:rPr>
+          <w:bCs/>
+          <w:sz w:val="26"/>
+          <w:szCs w:val="26"/>
+          <w:lang w:val="vi-VN"/>
+        </w:rPr>
+      </w:pPr>
+    </w:p>
+    <w:p>
+      <w:pPr>
+        <w:pStyle w:val="Heading3"/>
+        <w:ind w:firstLine="360"/>
+        <w:rPr>
+          <w:rFonts w:ascii="Times New Roman" w:hAnsi="Times New Roman"/>
+        </w:rPr>
+      </w:pPr>
+      <w:r>
+        <w:rPr>
+          <w:rFonts w:ascii="Times New Roman" w:hAnsi="Times New Roman"/>
+        </w:rPr>
         <w:lastRenderedPageBreak/>
-        <w:t xml:space="preserve">Điều </w:t>
-      </w:r>
-      <w:r>
-        <w:rPr>
-          <w:rFonts w:ascii="Times New Roman" w:hAnsi="Times New Roman"/>
-        </w:rPr>
-        <w:t>9</w:t>
-      </w:r>
-      <w:r>
-        <w:rPr>
-          <w:rFonts w:ascii="Times New Roman" w:hAnsi="Times New Roman"/>
-        </w:rPr>
-        <w:t>. Cơ cấu tổ chức quản lý</w:t>
-      </w:r>
-    </w:p>
-    <w:p>
-      <w:pPr>
-        <w:spacing w:line="240" w:lineRule="auto"/>
-        <w:ind w:firstLine="360"/>
-        <w:rPr>
-          <w:bCs/>
-          <w:sz w:val="26"/>
-          <w:szCs w:val="26"/>
-          <w:lang w:val="vi-VN"/>
-        </w:rPr>
-      </w:pPr>
-      <w:bookmarkStart w:id="5" w:name="_Hlk60645860"/>
-      <w:r>
-        <w:rPr>
-          <w:color w:val="000000"/>
-          <w:sz w:val="26"/>
-          <w:szCs w:val="26"/>
-          <w:lang w:val="vi-VN"/>
+        <w:t>Điều 1</w:t>
+      </w:r>
+      <w:r>
+        <w:rPr>
+          <w:rFonts w:ascii="Times New Roman" w:hAnsi="Times New Roman"/>
+        </w:rPr>
+        <w:t>0</w:t>
+      </w:r>
+      <w:r>
+        <w:rPr>
+          <w:rFonts w:ascii="Times New Roman" w:hAnsi="Times New Roman"/>
+        </w:rPr>
+        <w:t>. Chủ tịch công ty</w:t>
+      </w:r>
+    </w:p>
+    <w:p>
+      <w:pPr>
+        <w:spacing w:line="240" w:lineRule="auto"/>
+        <w:ind w:firstLine="360"/>
+        <w:rPr>
+          <w:bCs/>
+          <w:sz w:val="26"/>
+          <w:szCs w:val="26"/>
+          <w:lang w:val="vi-VN"/>
+        </w:rPr>
+      </w:pPr>
+      <w:r>
+        <w:rPr>
+          <w:bCs/>
+          <w:sz w:val="26"/>
+          <w:szCs w:val="26"/>
+          <w:lang w:val="vi-VN"/>
+        </w:rPr>
+        <w:t>1. Chủ tịch công ty nhân danh chủ sở hữu công ty thực hiện quyền và nghĩa vụ của chủ sở hữu công ty; nhân danh công ty thực hiện quyền và nghĩa vụ của công ty, trừ quyền và nghĩa vụ của Giám đốc</w:t>
+      </w:r>
+      <w:r>
+        <w:rPr>
+          <w:bCs/>
+          <w:sz w:val="26"/>
+          <w:szCs w:val="26"/>
+          <w:lang w:val="vi-VN"/>
+        </w:rPr>
+        <w:t xml:space="preserve"> (hoặc Tổng giám đốc)</w:t>
+      </w:r>
+      <w:r>
+        <w:rPr>
+          <w:bCs/>
+          <w:sz w:val="26"/>
+          <w:szCs w:val="26"/>
+          <w:lang w:val="vi-VN"/>
+        </w:rPr>
+        <w:t>; chịu trách nhiệm trước pháp luật và chủ sở hữu công ty về việc thực hiện quyền và nghĩa vụ được giao theo quy định của Điều lệ công ty, Luật Doanh nghiệp và quy định khác của pháp luật có liên quan.</w:t>
+      </w:r>
+    </w:p>
+    <w:p>
+      <w:pPr>
+        <w:spacing w:line="240" w:lineRule="auto"/>
+        <w:ind w:firstLine="360"/>
+        <w:rPr>
+          <w:bCs/>
+          <w:sz w:val="26"/>
+          <w:szCs w:val="26"/>
+          <w:lang w:val="vi-VN"/>
+        </w:rPr>
+      </w:pPr>
+      <w:r>
+        <w:rPr>
+          <w:bCs/>
+          <w:sz w:val="26"/>
+          <w:szCs w:val="26"/>
+          <w:lang w:val="vi-VN"/>
+        </w:rPr>
+        <w:t>2. Quyền, nghĩa vụ và chế độ làm việc của Chủ tịch công ty được thực hiện theo quy định tại Điều lệ công ty, Luật Doanh nghiệp và quy định khác của pháp luật có liên quan.</w:t>
+      </w:r>
+    </w:p>
+    <w:p>
+      <w:pPr>
+        <w:spacing w:line="240" w:lineRule="auto"/>
+        <w:ind w:firstLine="360"/>
+        <w:rPr>
+          <w:bCs/>
+          <w:sz w:val="26"/>
+          <w:szCs w:val="26"/>
+          <w:lang w:val="vi-VN"/>
+        </w:rPr>
+      </w:pPr>
+      <w:r>
+        <w:rPr>
+          <w:bCs/>
+          <w:sz w:val="26"/>
+          <w:szCs w:val="26"/>
+          <w:lang w:val="vi-VN"/>
+        </w:rPr>
+        <w:t>3. Quyết định của Chủ tịch công ty về thực hiện quyền và nghĩa vụ của chủ sở hữu công ty có hiệu lực kể từ ngày được chủ sở hữu công ty phê duyệt.</w:t>
+      </w:r>
+    </w:p>
+    <w:p>
+      <w:pPr>
+        <w:spacing w:line="240" w:lineRule="auto"/>
+        <w:ind w:firstLine="360"/>
+        <w:rPr>
+          <w:bCs/>
+          <w:sz w:val="26"/>
+          <w:szCs w:val="26"/>
+          <w:lang w:val="vi-VN"/>
+        </w:rPr>
+      </w:pPr>
+    </w:p>
+    <w:p>
+      <w:pPr>
+        <w:pStyle w:val="Heading3"/>
+        <w:ind w:firstLine="360"/>
+        <w:rPr>
+          <w:rFonts w:ascii="Times New Roman" w:hAnsi="Times New Roman"/>
+          <w:lang w:val="vi-VN"/>
+        </w:rPr>
+      </w:pPr>
+      <w:r>
+        <w:rPr>
+          <w:rFonts w:ascii="Times New Roman" w:hAnsi="Times New Roman"/>
+          <w:lang w:val="vi-VN"/>
+        </w:rPr>
+        <w:t>Điều 1</w:t>
+      </w:r>
+      <w:r>
+        <w:rPr>
+          <w:rFonts w:ascii="Times New Roman" w:hAnsi="Times New Roman"/>
         </w:rPr>
         <w:t>1</w:t>
       </w:r>
       <w:r>
         <w:rPr>
-          <w:bCs/>
-          <w:sz w:val="26"/>
-          <w:szCs w:val="26"/>
-          <w:lang w:val="vi-VN"/>
-        </w:rPr>
-        <w:t>. Công ty có Chủ tịch công ty, Giám đốc</w:t>
-      </w:r>
-      <w:r>
-        <w:rPr>
-          <w:bCs/>
-          <w:sz w:val="26"/>
-          <w:szCs w:val="26"/>
-        </w:rPr>
-        <w:t xml:space="preserve"> (hoặc Tổng giám đốc)</w:t>
+          <w:rFonts w:ascii="Times New Roman" w:hAnsi="Times New Roman"/>
+          <w:lang w:val="vi-VN"/>
+        </w:rPr>
+        <w:t xml:space="preserve">. Giám đốc </w:t>
+      </w:r>
+      <w:r>
+        <w:rPr>
+          <w:rFonts w:ascii="Times New Roman" w:hAnsi="Times New Roman"/>
+        </w:rPr>
+        <w:t>(hoặc Tổng giám đốc)</w:t>
+      </w:r>
+    </w:p>
+    <w:p>
+      <w:pPr>
+        <w:spacing w:line="240" w:lineRule="auto"/>
+        <w:ind w:firstLine="360"/>
+        <w:rPr>
+          <w:bCs/>
+          <w:sz w:val="26"/>
+          <w:szCs w:val="26"/>
+          <w:lang w:val="vi-VN"/>
+        </w:rPr>
+      </w:pPr>
+      <w:r>
+        <w:rPr>
+          <w:bCs/>
+          <w:sz w:val="26"/>
+          <w:szCs w:val="26"/>
+          <w:lang w:val="vi-VN"/>
+        </w:rPr>
+        <w:t xml:space="preserve">1. Chủ tịch công ty bổ nhiệm hoặc thuê Giám đốc </w:t>
+      </w:r>
+      <w:r>
+        <w:rPr>
+          <w:bCs/>
+          <w:sz w:val="26"/>
+          <w:szCs w:val="26"/>
+          <w:lang w:val="vi-VN"/>
+        </w:rPr>
+        <w:t xml:space="preserve">(hoặc Tổng giám đốc) </w:t>
+      </w:r>
+      <w:r>
+        <w:rPr>
+          <w:bCs/>
+          <w:sz w:val="26"/>
+          <w:szCs w:val="26"/>
+          <w:lang w:val="vi-VN"/>
+        </w:rPr>
+        <w:t xml:space="preserve">với nhiệm kỳ không quá 05 năm để điều hành hoạt động kinh doanh hằng ngày của công ty. Giám đốc </w:t>
+      </w:r>
+      <w:r>
+        <w:rPr>
+          <w:bCs/>
+          <w:sz w:val="26"/>
+          <w:szCs w:val="26"/>
+          <w:lang w:val="vi-VN"/>
+        </w:rPr>
+        <w:t xml:space="preserve">(hoặc Tổng giám đốc) </w:t>
+      </w:r>
+      <w:r>
+        <w:rPr>
+          <w:bCs/>
+          <w:sz w:val="26"/>
+          <w:szCs w:val="26"/>
+          <w:lang w:val="vi-VN"/>
+        </w:rPr>
+        <w:t>chịu trách nhiệm trước pháp luật và Chủ tịch công ty về việc thực hiện quyền và nghĩa vụ của mình. Chủ tịch công ty có thể kiêm Giám đốc</w:t>
+      </w:r>
+      <w:r>
+        <w:rPr>
+          <w:bCs/>
+          <w:sz w:val="26"/>
+          <w:szCs w:val="26"/>
+          <w:lang w:val="vi-VN"/>
+        </w:rPr>
+        <w:t xml:space="preserve"> (hoặc Tổng giám đốc</w:t>
+      </w:r>
+      <w:r>
+        <w:rPr>
+          <w:bCs/>
+          <w:sz w:val="26"/>
+          <w:szCs w:val="26"/>
+          <w:lang w:val="vi-VN"/>
+        </w:rPr>
+        <w:t>)</w:t>
       </w:r>
       <w:r>
         <w:rPr>
@@ -4211,72 +4732,7 @@
           <w:szCs w:val="26"/>
           <w:lang w:val="vi-VN"/>
         </w:rPr>
-        <w:t>2. Chủ sở hữu công ty là Chủ tịch công ty và có thể kiêm hoặc thuê người khác làm Giám đốc</w:t>
-      </w:r>
-      <w:r>
-        <w:rPr>
-          <w:bCs/>
-          <w:sz w:val="26"/>
-          <w:szCs w:val="26"/>
-          <w:lang w:val="vi-VN"/>
-        </w:rPr>
-        <w:t xml:space="preserve"> </w:t>
-      </w:r>
-      <w:r>
-        <w:rPr>
-          <w:sz w:val="26"/>
-          <w:szCs w:val="26"/>
-          <w:lang w:val="vi-VN"/>
-        </w:rPr>
-        <w:t>(hoặc Tổng giám đốc)</w:t>
-      </w:r>
-      <w:r>
-        <w:rPr>
-          <w:bCs/>
-          <w:sz w:val="26"/>
-          <w:szCs w:val="26"/>
-          <w:lang w:val="vi-VN"/>
-        </w:rPr>
-        <w:t>.</w:t>
-      </w:r>
-    </w:p>
-    <w:p>
-      <w:pPr>
-        <w:spacing w:line="240" w:lineRule="auto"/>
-        <w:ind w:firstLine="360"/>
-        <w:rPr>
-          <w:bCs/>
-          <w:sz w:val="26"/>
-          <w:szCs w:val="26"/>
-          <w:lang w:val="vi-VN"/>
-        </w:rPr>
-      </w:pPr>
-      <w:r>
-        <w:rPr>
-          <w:bCs/>
-          <w:sz w:val="26"/>
-          <w:szCs w:val="26"/>
-          <w:lang w:val="vi-VN"/>
-        </w:rPr>
-        <w:t>3. Quyền, nghĩa</w:t>
-      </w:r>
-      <w:r>
-        <w:rPr>
-          <w:bCs/>
-          <w:sz w:val="26"/>
-          <w:szCs w:val="26"/>
-          <w:lang w:val="vi-VN"/>
-        </w:rPr>
-        <w:t xml:space="preserve"> </w:t>
-      </w:r>
-      <w:r>
-        <w:rPr>
-          <w:bCs/>
-          <w:sz w:val="26"/>
-          <w:szCs w:val="26"/>
-          <w:lang w:val="vi-VN"/>
-        </w:rPr>
-        <w:t xml:space="preserve">vụ của Giám đốc </w:t>
+        <w:t xml:space="preserve">2. Giám đốc </w:t>
       </w:r>
       <w:r>
         <w:rPr>
@@ -4294,297 +4750,6 @@
           <w:szCs w:val="26"/>
           <w:lang w:val="vi-VN"/>
         </w:rPr>
-        <w:t>được quy định tại Điều lệ công ty và hợp đồng lao động.</w:t>
-      </w:r>
-    </w:p>
-    <w:p>
-      <w:pPr>
-        <w:spacing w:line="240" w:lineRule="auto"/>
-        <w:ind w:firstLine="360"/>
-        <w:rPr>
-          <w:bCs/>
-          <w:sz w:val="26"/>
-          <w:szCs w:val="26"/>
-          <w:lang w:val="vi-VN"/>
-        </w:rPr>
-      </w:pPr>
-    </w:p>
-    <w:p>
-      <w:pPr>
-        <w:pStyle w:val="Heading3"/>
-        <w:ind w:firstLine="360"/>
-        <w:rPr>
-          <w:rFonts w:ascii="Times New Roman" w:hAnsi="Times New Roman"/>
-        </w:rPr>
-      </w:pPr>
-      <w:r>
-        <w:rPr>
-          <w:rFonts w:ascii="Times New Roman" w:hAnsi="Times New Roman"/>
-        </w:rPr>
-        <w:t>Điều 1</w:t>
-      </w:r>
-      <w:r>
-        <w:rPr>
-          <w:rFonts w:ascii="Times New Roman" w:hAnsi="Times New Roman"/>
-        </w:rPr>
-        <w:t>0</w:t>
-      </w:r>
-      <w:r>
-        <w:rPr>
-          <w:rFonts w:ascii="Times New Roman" w:hAnsi="Times New Roman"/>
-        </w:rPr>
-        <w:t>. Chủ tịch công ty</w:t>
-      </w:r>
-    </w:p>
-    <w:p>
-      <w:pPr>
-        <w:spacing w:line="240" w:lineRule="auto"/>
-        <w:ind w:firstLine="360"/>
-        <w:rPr>
-          <w:bCs/>
-          <w:sz w:val="26"/>
-          <w:szCs w:val="26"/>
-          <w:lang w:val="vi-VN"/>
-        </w:rPr>
-      </w:pPr>
-      <w:r>
-        <w:rPr>
-          <w:bCs/>
-          <w:sz w:val="26"/>
-          <w:szCs w:val="26"/>
-          <w:lang w:val="vi-VN"/>
-        </w:rPr>
-        <w:t>1. Chủ tịch công ty nhân danh chủ sở hữu công ty thực hiện quyền và nghĩa vụ của chủ sở hữu công ty; nhân danh công ty thực hiện quyền và nghĩa vụ của công ty, trừ quyền và nghĩa vụ của Giám đốc</w:t>
-      </w:r>
-      <w:r>
-        <w:rPr>
-          <w:bCs/>
-          <w:sz w:val="26"/>
-          <w:szCs w:val="26"/>
-          <w:lang w:val="vi-VN"/>
-        </w:rPr>
-        <w:t xml:space="preserve"> (hoặc Tổng giám đốc)</w:t>
-      </w:r>
-      <w:r>
-        <w:rPr>
-          <w:bCs/>
-          <w:sz w:val="26"/>
-          <w:szCs w:val="26"/>
-          <w:lang w:val="vi-VN"/>
-        </w:rPr>
-        <w:t>; chịu trách nhiệm trước pháp luật và chủ sở hữu công ty về việc thực hiện quyền và nghĩa vụ được giao theo quy định của Điều lệ công ty, Luật Doanh nghiệp và quy định khác của pháp luật có liên quan.</w:t>
-      </w:r>
-    </w:p>
-    <w:p>
-      <w:pPr>
-        <w:spacing w:line="240" w:lineRule="auto"/>
-        <w:ind w:firstLine="360"/>
-        <w:rPr>
-          <w:bCs/>
-          <w:sz w:val="26"/>
-          <w:szCs w:val="26"/>
-          <w:lang w:val="vi-VN"/>
-        </w:rPr>
-      </w:pPr>
-      <w:r>
-        <w:rPr>
-          <w:bCs/>
-          <w:sz w:val="26"/>
-          <w:szCs w:val="26"/>
-          <w:lang w:val="vi-VN"/>
-        </w:rPr>
-        <w:t>2. Quyền, nghĩa vụ và chế độ làm việc của Chủ tịch công ty được thực hiện theo quy định tại Điều lệ công ty, Luật Doanh nghiệp và quy định khác của pháp luật có liên quan.</w:t>
-      </w:r>
-    </w:p>
-    <w:p>
-      <w:pPr>
-        <w:spacing w:line="240" w:lineRule="auto"/>
-        <w:ind w:firstLine="360"/>
-        <w:rPr>
-          <w:bCs/>
-          <w:sz w:val="26"/>
-          <w:szCs w:val="26"/>
-          <w:lang w:val="vi-VN"/>
-        </w:rPr>
-      </w:pPr>
-      <w:r>
-        <w:rPr>
-          <w:bCs/>
-          <w:sz w:val="26"/>
-          <w:szCs w:val="26"/>
-          <w:lang w:val="vi-VN"/>
-        </w:rPr>
-        <w:t>3. Quyết định của Chủ tịch công ty về thực hiện quyền và nghĩa vụ của chủ sở hữu công ty có hiệu lực kể từ ngày được chủ sở hữu công ty phê duyệt.</w:t>
-      </w:r>
-    </w:p>
-    <w:p>
-      <w:pPr>
-        <w:spacing w:line="240" w:lineRule="auto"/>
-        <w:ind w:firstLine="360"/>
-        <w:rPr>
-          <w:bCs/>
-          <w:sz w:val="26"/>
-          <w:szCs w:val="26"/>
-          <w:lang w:val="vi-VN"/>
-        </w:rPr>
-      </w:pPr>
-    </w:p>
-    <w:p>
-      <w:pPr>
-        <w:pStyle w:val="Heading3"/>
-        <w:ind w:firstLine="360"/>
-        <w:rPr>
-          <w:rFonts w:ascii="Times New Roman" w:hAnsi="Times New Roman"/>
-          <w:lang w:val="vi-VN"/>
-        </w:rPr>
-      </w:pPr>
-      <w:r>
-        <w:rPr>
-          <w:rFonts w:ascii="Times New Roman" w:hAnsi="Times New Roman"/>
-          <w:lang w:val="vi-VN"/>
-        </w:rPr>
-        <w:t>Điều 1</w:t>
-      </w:r>
-      <w:r>
-        <w:rPr>
-          <w:rFonts w:ascii="Times New Roman" w:hAnsi="Times New Roman"/>
-        </w:rPr>
-        <w:t>1</w:t>
-      </w:r>
-      <w:r>
-        <w:rPr>
-          <w:rFonts w:ascii="Times New Roman" w:hAnsi="Times New Roman"/>
-          <w:lang w:val="vi-VN"/>
-        </w:rPr>
-        <w:t xml:space="preserve">. Giám đốc </w:t>
-      </w:r>
-      <w:r>
-        <w:rPr>
-          <w:rFonts w:ascii="Times New Roman" w:hAnsi="Times New Roman"/>
-        </w:rPr>
-        <w:t>(hoặc Tổng giám đốc)</w:t>
-      </w:r>
-    </w:p>
-    <w:p>
-      <w:pPr>
-        <w:spacing w:line="240" w:lineRule="auto"/>
-        <w:ind w:firstLine="360"/>
-        <w:rPr>
-          <w:bCs/>
-          <w:sz w:val="26"/>
-          <w:szCs w:val="26"/>
-          <w:lang w:val="vi-VN"/>
-        </w:rPr>
-      </w:pPr>
-      <w:r>
-        <w:rPr>
-          <w:bCs/>
-          <w:sz w:val="26"/>
-          <w:szCs w:val="26"/>
-          <w:lang w:val="vi-VN"/>
-        </w:rPr>
-        <w:t xml:space="preserve">1. Chủ tịch công ty bổ nhiệm hoặc thuê Giám đốc </w:t>
-      </w:r>
-      <w:r>
-        <w:rPr>
-          <w:bCs/>
-          <w:sz w:val="26"/>
-          <w:szCs w:val="26"/>
-          <w:lang w:val="vi-VN"/>
-        </w:rPr>
-        <w:t xml:space="preserve">(hoặc Tổng giám đốc) </w:t>
-      </w:r>
-      <w:r>
-        <w:rPr>
-          <w:bCs/>
-          <w:sz w:val="26"/>
-          <w:szCs w:val="26"/>
-          <w:lang w:val="vi-VN"/>
-        </w:rPr>
-        <w:t xml:space="preserve">với nhiệm kỳ không quá 05 năm để điều hành hoạt động kinh doanh hằng ngày của công ty. Giám đốc </w:t>
-      </w:r>
-      <w:r>
-        <w:rPr>
-          <w:bCs/>
-          <w:sz w:val="26"/>
-          <w:szCs w:val="26"/>
-          <w:lang w:val="vi-VN"/>
-        </w:rPr>
-        <w:t xml:space="preserve">(hoặc Tổng giám đốc) </w:t>
-      </w:r>
-      <w:r>
-        <w:rPr>
-          <w:bCs/>
-          <w:sz w:val="26"/>
-          <w:szCs w:val="26"/>
-          <w:lang w:val="vi-VN"/>
-        </w:rPr>
-        <w:t>chịu trách nhiệm trước pháp luật và Chủ tịch công ty về việc thực hiện quyền và nghĩa vụ của mình. Chủ tịch công ty có thể kiêm Giám đốc</w:t>
-      </w:r>
-      <w:r>
-        <w:rPr>
-          <w:bCs/>
-          <w:sz w:val="26"/>
-          <w:szCs w:val="26"/>
-          <w:lang w:val="vi-VN"/>
-        </w:rPr>
-        <w:t xml:space="preserve"> (hoặc Tổng giám đốc</w:t>
-      </w:r>
-      <w:r>
-        <w:rPr>
-          <w:bCs/>
-          <w:sz w:val="26"/>
-          <w:szCs w:val="26"/>
-          <w:lang w:val="vi-VN"/>
-        </w:rPr>
-        <w:t>)</w:t>
-      </w:r>
-      <w:r>
-        <w:rPr>
-          <w:bCs/>
-          <w:sz w:val="26"/>
-          <w:szCs w:val="26"/>
-          <w:lang w:val="vi-VN"/>
-        </w:rPr>
-        <w:t>.</w:t>
-      </w:r>
-    </w:p>
-    <w:p>
-      <w:pPr>
-        <w:spacing w:line="240" w:lineRule="auto"/>
-        <w:ind w:firstLine="360"/>
-        <w:rPr>
-          <w:bCs/>
-          <w:sz w:val="26"/>
-          <w:szCs w:val="26"/>
-          <w:lang w:val="vi-VN"/>
-        </w:rPr>
-      </w:pPr>
-      <w:r>
-        <w:rPr>
-          <w:bCs/>
-          <w:sz w:val="26"/>
-          <w:szCs w:val="26"/>
-          <w:lang w:val="vi-VN"/>
-        </w:rPr>
-        <w:t xml:space="preserve">2. Giám đốc </w:t>
-      </w:r>
-      <w:r>
-        <w:rPr>
-          <w:bCs/>
-          <w:sz w:val="26"/>
-          <w:szCs w:val="26"/>
-          <w:lang w:val="vi-VN"/>
-        </w:rPr>
-        <w:t xml:space="preserve">(hoặc Tổng giám đốc) </w:t>
-      </w:r>
-      <w:r>
-        <w:rPr>
-          <w:bCs/>
-          <w:sz w:val="26"/>
-          <w:szCs w:val="26"/>
-          <w:lang w:val="vi-VN"/>
-        </w:rPr>
         <w:t>có quyền và nghĩa vụ sau đây:</w:t>
       </w:r>
     </w:p>
@@ -4810,7 +4975,6 @@
           <w:szCs w:val="26"/>
           <w:lang w:val="vi-VN"/>
         </w:rPr>
-        <w:lastRenderedPageBreak/>
         <w:t>i) Kiến nghị phương án sử dụng lợi nhuận hoặc xử lý lỗ trong kinh doanh;</w:t>
       </w:r>
     </w:p>
@@ -5698,6 +5862,7 @@
           <w:szCs w:val="26"/>
           <w:lang w:val="vi-VN"/>
         </w:rPr>
+        <w:lastRenderedPageBreak/>
         <w:t>Các vấn đề khác liên quan đến phân phối lợi nhuận được thực hiện theo quy định của pháp luật.</w:t>
       </w:r>
     </w:p>
@@ -6169,8 +6334,133 @@
           <w:szCs w:val="26"/>
           <w:lang w:val="vi-VN"/>
         </w:rPr>
-        <w:t xml:space="preserve">2. Công ty chỉ được giải thể khi bảo đảm thanh toán hết các khoản nợ và nghĩa vụ tài sản khác và doanh nghiệp không trong quá trình giải quyết tranh chấp tại Tòa án hoặc cơ quan trọng tài. Người quản lý có liên quan và doanh nghiệp quy định tại </w:t>
-      </w:r>
+        <w:t xml:space="preserve">2. Công ty chỉ được giải thể khi bảo đảm thanh toán hết các khoản nợ và nghĩa vụ tài sản khác và doanh nghiệp không trong quá trình giải quyết tranh chấp tại Tòa án hoặc cơ quan trọng tài. Người quản lý có liên quan và doanh nghiệp quy định tại điểm </w:t>
+      </w:r>
+      <w:r>
+        <w:rPr>
+          <w:sz w:val="26"/>
+          <w:szCs w:val="26"/>
+          <w:lang w:val="vi-VN"/>
+        </w:rPr>
+        <w:t>b</w:t>
+      </w:r>
+      <w:r>
+        <w:rPr>
+          <w:sz w:val="26"/>
+          <w:szCs w:val="26"/>
+          <w:lang w:val="vi-VN"/>
+        </w:rPr>
+        <w:t xml:space="preserve"> khoản 1 Điều này cùng liên đới chịu trách nhiệm về các khoản nợ của doanh nghiệp.</w:t>
+      </w:r>
+    </w:p>
+    <w:p>
+      <w:pPr>
+        <w:spacing w:line="240" w:lineRule="auto"/>
+        <w:ind w:firstLine="360"/>
+        <w:rPr>
+          <w:sz w:val="26"/>
+          <w:szCs w:val="26"/>
+          <w:lang w:val="vi-VN"/>
+        </w:rPr>
+      </w:pPr>
+    </w:p>
+    <w:p>
+      <w:pPr>
+        <w:pStyle w:val="Heading3"/>
+        <w:ind w:firstLine="360"/>
+        <w:rPr>
+          <w:rFonts w:ascii="Times New Roman" w:hAnsi="Times New Roman"/>
+        </w:rPr>
+      </w:pPr>
+      <w:r>
+        <w:rPr>
+          <w:rFonts w:ascii="Times New Roman" w:hAnsi="Times New Roman"/>
+        </w:rPr>
+        <w:t xml:space="preserve">Điều </w:t>
+      </w:r>
+      <w:r>
+        <w:rPr>
+          <w:rFonts w:ascii="Times New Roman" w:hAnsi="Times New Roman"/>
+        </w:rPr>
+        <w:t>18</w:t>
+      </w:r>
+      <w:r>
+        <w:rPr>
+          <w:rFonts w:ascii="Times New Roman" w:hAnsi="Times New Roman"/>
+        </w:rPr>
+        <w:t>. Trình tự, thủ tục thanh lý tài sản và giải thể doanh nghiệp</w:t>
+      </w:r>
+    </w:p>
+    <w:p>
+      <w:pPr>
+        <w:spacing w:line="240" w:lineRule="auto"/>
+        <w:ind w:firstLine="360"/>
+        <w:rPr>
+          <w:sz w:val="26"/>
+          <w:szCs w:val="26"/>
+          <w:lang w:val="vi-VN"/>
+        </w:rPr>
+      </w:pPr>
+      <w:bookmarkStart w:id="9" w:name="_Hlk60645556"/>
+      <w:r>
+        <w:rPr>
+          <w:sz w:val="26"/>
+          <w:szCs w:val="26"/>
+          <w:lang w:val="vi-VN"/>
+        </w:rPr>
+        <w:t xml:space="preserve">Việc giải thể doanh nghiệp trong các trường hợp quy định </w:t>
+      </w:r>
+      <w:r>
+        <w:rPr>
+          <w:sz w:val="26"/>
+          <w:szCs w:val="26"/>
+        </w:rPr>
+        <w:t>tại</w:t>
+      </w:r>
+      <w:r>
+        <w:rPr>
+          <w:color w:val="FF0000"/>
+          <w:sz w:val="26"/>
+          <w:szCs w:val="26"/>
+          <w:lang w:val="vi-VN"/>
+        </w:rPr>
+        <w:t xml:space="preserve"> </w:t>
+      </w:r>
+      <w:r>
+        <w:rPr>
+          <w:sz w:val="26"/>
+          <w:szCs w:val="26"/>
+          <w:lang w:val="vi-VN"/>
+        </w:rPr>
+        <w:t xml:space="preserve">khoản 1 Điều </w:t>
+      </w:r>
+      <w:r>
+        <w:rPr>
+          <w:sz w:val="26"/>
+          <w:szCs w:val="26"/>
+          <w:lang w:val="vi-VN"/>
+        </w:rPr>
+        <w:t>17</w:t>
+      </w:r>
+      <w:r>
+        <w:rPr>
+          <w:sz w:val="26"/>
+          <w:szCs w:val="26"/>
+          <w:lang w:val="vi-VN"/>
+        </w:rPr>
+        <w:t xml:space="preserve"> của Điều lệ này được thực hiện theo quy định sau đây:</w:t>
+      </w:r>
+    </w:p>
+    <w:p>
+      <w:pPr>
+        <w:spacing w:line="240" w:lineRule="auto"/>
+        <w:ind w:firstLine="360"/>
+        <w:rPr>
+          <w:sz w:val="26"/>
+          <w:szCs w:val="26"/>
+          <w:lang w:val="vi-VN"/>
+        </w:rPr>
+      </w:pPr>
       <w:r>
         <w:rPr>
           <w:sz w:val="26"/>
@@ -6178,40 +6468,362 @@
           <w:lang w:val="vi-VN"/>
         </w:rPr>
         <w:lastRenderedPageBreak/>
-        <w:t xml:space="preserve">điểm </w:t>
-      </w:r>
-      <w:r>
-        <w:rPr>
-          <w:sz w:val="26"/>
-          <w:szCs w:val="26"/>
-          <w:lang w:val="vi-VN"/>
-        </w:rPr>
-        <w:t>b</w:t>
-      </w:r>
-      <w:r>
-        <w:rPr>
-          <w:sz w:val="26"/>
-          <w:szCs w:val="26"/>
-          <w:lang w:val="vi-VN"/>
-        </w:rPr>
-        <w:t xml:space="preserve"> khoản 1 Điều này cùng liên đới chịu trách nhiệm về các khoản nợ của doanh nghiệp.</w:t>
-      </w:r>
-    </w:p>
-    <w:p>
-      <w:pPr>
-        <w:spacing w:line="240" w:lineRule="auto"/>
-        <w:ind w:firstLine="360"/>
-        <w:rPr>
-          <w:sz w:val="26"/>
-          <w:szCs w:val="26"/>
-          <w:lang w:val="vi-VN"/>
-        </w:rPr>
-      </w:pPr>
-    </w:p>
+        <w:t>1. Thông qua nghị quyết, quyết định giải thể doanh nghiệp. Nghị quyết, quyết định giải thể doanh nghiệp phải bao gồm các nội dung chủ yếu sau đây:</w:t>
+      </w:r>
+    </w:p>
+    <w:p>
+      <w:pPr>
+        <w:spacing w:line="240" w:lineRule="auto"/>
+        <w:ind w:firstLine="360"/>
+        <w:rPr>
+          <w:sz w:val="26"/>
+          <w:szCs w:val="26"/>
+          <w:lang w:val="vi-VN"/>
+        </w:rPr>
+      </w:pPr>
+      <w:r>
+        <w:rPr>
+          <w:sz w:val="26"/>
+          <w:szCs w:val="26"/>
+          <w:lang w:val="vi-VN"/>
+        </w:rPr>
+        <w:t>a) Tên, địa chỉ trụ sở chính của doanh nghiệp;</w:t>
+      </w:r>
+    </w:p>
+    <w:p>
+      <w:pPr>
+        <w:spacing w:line="240" w:lineRule="auto"/>
+        <w:ind w:firstLine="360"/>
+        <w:rPr>
+          <w:sz w:val="26"/>
+          <w:szCs w:val="26"/>
+          <w:lang w:val="vi-VN"/>
+        </w:rPr>
+      </w:pPr>
+      <w:r>
+        <w:rPr>
+          <w:sz w:val="26"/>
+          <w:szCs w:val="26"/>
+          <w:lang w:val="vi-VN"/>
+        </w:rPr>
+        <w:t>b) Lý do giải thể;</w:t>
+      </w:r>
+    </w:p>
+    <w:p>
+      <w:pPr>
+        <w:spacing w:line="240" w:lineRule="auto"/>
+        <w:ind w:firstLine="360"/>
+        <w:rPr>
+          <w:sz w:val="26"/>
+          <w:szCs w:val="26"/>
+          <w:lang w:val="vi-VN"/>
+        </w:rPr>
+      </w:pPr>
+      <w:r>
+        <w:rPr>
+          <w:sz w:val="26"/>
+          <w:szCs w:val="26"/>
+          <w:lang w:val="vi-VN"/>
+        </w:rPr>
+        <w:t>c) Thời hạn, thủ tục thanh lý hợp đồng và thanh toán các khoản nợ của doanh nghiệp;</w:t>
+      </w:r>
+    </w:p>
+    <w:p>
+      <w:pPr>
+        <w:spacing w:line="240" w:lineRule="auto"/>
+        <w:ind w:firstLine="360"/>
+        <w:rPr>
+          <w:sz w:val="26"/>
+          <w:szCs w:val="26"/>
+          <w:lang w:val="vi-VN"/>
+        </w:rPr>
+      </w:pPr>
+      <w:r>
+        <w:rPr>
+          <w:sz w:val="26"/>
+          <w:szCs w:val="26"/>
+          <w:lang w:val="vi-VN"/>
+        </w:rPr>
+        <w:t>d) Phương án xử lý các nghĩa vụ phát sinh từ hợp đồng lao động;</w:t>
+      </w:r>
+    </w:p>
+    <w:p>
+      <w:pPr>
+        <w:spacing w:line="240" w:lineRule="auto"/>
+        <w:ind w:firstLine="360"/>
+        <w:rPr>
+          <w:sz w:val="26"/>
+          <w:szCs w:val="26"/>
+          <w:lang w:val="vi-VN"/>
+        </w:rPr>
+      </w:pPr>
+      <w:r>
+        <w:rPr>
+          <w:sz w:val="26"/>
+          <w:szCs w:val="26"/>
+          <w:lang w:val="vi-VN"/>
+        </w:rPr>
+        <w:t>đ) Họ, tên, chữ ký của chủ sở hữu công ty</w:t>
+      </w:r>
+      <w:r>
+        <w:rPr>
+          <w:sz w:val="26"/>
+          <w:szCs w:val="26"/>
+          <w:lang w:val="vi-VN"/>
+        </w:rPr>
+        <w:t>.</w:t>
+      </w:r>
+    </w:p>
+    <w:p>
+      <w:pPr>
+        <w:spacing w:line="240" w:lineRule="auto"/>
+        <w:ind w:firstLine="360"/>
+        <w:rPr>
+          <w:sz w:val="26"/>
+          <w:szCs w:val="26"/>
+          <w:lang w:val="vi-VN"/>
+        </w:rPr>
+      </w:pPr>
+      <w:r>
+        <w:rPr>
+          <w:sz w:val="26"/>
+          <w:szCs w:val="26"/>
+          <w:lang w:val="vi-VN"/>
+        </w:rPr>
+        <w:t>2. Chủ sở hữu công ty trực tiếp tổ chức thanh lý tài sản doanh nghiệp;</w:t>
+      </w:r>
+    </w:p>
+    <w:p>
+      <w:pPr>
+        <w:spacing w:line="240" w:lineRule="auto"/>
+        <w:ind w:firstLine="360"/>
+        <w:rPr>
+          <w:sz w:val="26"/>
+          <w:szCs w:val="26"/>
+          <w:lang w:val="vi-VN"/>
+        </w:rPr>
+      </w:pPr>
+      <w:r>
+        <w:rPr>
+          <w:sz w:val="26"/>
+          <w:szCs w:val="26"/>
+          <w:lang w:val="vi-VN"/>
+        </w:rPr>
+        <w:t>3. Trong thời hạn 07 ngày làm việc kể từ ngày thông qua, quyết định giải thể phải được gửi đến Cơ quan đăng ký kinh doanh, cơ quan thuế, người lao động trong doanh nghiệp. Quyết định giải thể phải được đăng trên cổng thông tin quốc gia về đăng ký doanh nghiệp và được niêm yết công khai tại trụ sở chính, chi nhánh, văn phòng đại diện của doanh nghiệp. Trường hợp doanh nghiệp còn nghĩa vụ tài chính chưa thanh toán thì phải gửi kèm theo quyết định giải thể và phương án giải quyết nợ đến các chủ nợ, người có quyền, nghĩa vụ và lợi ích có liên quan. Phương án giải quyết nợ phải có tên, địa chỉ của chủ nợ; số nợ, thời hạn, địa điểm và phương thức thanh toán số nợ đó; cách thức và thời hạn giải quyết khiếu nại của chủ nợ;</w:t>
+      </w:r>
+    </w:p>
+    <w:p>
+      <w:pPr>
+        <w:spacing w:line="240" w:lineRule="auto"/>
+        <w:ind w:firstLine="360"/>
+        <w:rPr>
+          <w:sz w:val="26"/>
+          <w:szCs w:val="26"/>
+          <w:lang w:val="vi-VN"/>
+        </w:rPr>
+      </w:pPr>
+      <w:r>
+        <w:rPr>
+          <w:sz w:val="26"/>
+          <w:szCs w:val="26"/>
+          <w:lang w:val="vi-VN"/>
+        </w:rPr>
+        <w:t>4. Các khoản nợ của doanh nghiệp được thanh toán theo thứ tự ưu tiên sau đây:</w:t>
+      </w:r>
+    </w:p>
+    <w:p>
+      <w:pPr>
+        <w:spacing w:line="240" w:lineRule="auto"/>
+        <w:ind w:firstLine="360"/>
+        <w:rPr>
+          <w:sz w:val="26"/>
+          <w:szCs w:val="26"/>
+          <w:lang w:val="vi-VN"/>
+        </w:rPr>
+      </w:pPr>
+      <w:r>
+        <w:rPr>
+          <w:sz w:val="26"/>
+          <w:szCs w:val="26"/>
+          <w:lang w:val="vi-VN"/>
+        </w:rPr>
+        <w:t>a) Các khoản nợ lương, trợ cấp thôi việc, bảo hiểm xã hội, bảo hiểm y tế, bảo hiểm thất nghiệp theo quy định của pháp luật và các quyền lợi khác của người lao động theo thỏa ước lao động tập thể và hợp đồng lao động đã ký kết;</w:t>
+      </w:r>
+    </w:p>
+    <w:p>
+      <w:pPr>
+        <w:spacing w:line="240" w:lineRule="auto"/>
+        <w:ind w:firstLine="360"/>
+        <w:rPr>
+          <w:sz w:val="26"/>
+          <w:szCs w:val="26"/>
+          <w:lang w:val="vi-VN"/>
+        </w:rPr>
+      </w:pPr>
+      <w:r>
+        <w:rPr>
+          <w:sz w:val="26"/>
+          <w:szCs w:val="26"/>
+          <w:lang w:val="vi-VN"/>
+        </w:rPr>
+        <w:t>b) Nợ thuế;</w:t>
+      </w:r>
+    </w:p>
+    <w:p>
+      <w:pPr>
+        <w:spacing w:line="240" w:lineRule="auto"/>
+        <w:ind w:firstLine="360"/>
+        <w:rPr>
+          <w:sz w:val="26"/>
+          <w:szCs w:val="26"/>
+          <w:lang w:val="vi-VN"/>
+        </w:rPr>
+      </w:pPr>
+      <w:r>
+        <w:rPr>
+          <w:sz w:val="26"/>
+          <w:szCs w:val="26"/>
+          <w:lang w:val="vi-VN"/>
+        </w:rPr>
+        <w:t>c) Các khoản nợ khác;</w:t>
+      </w:r>
+    </w:p>
+    <w:p>
+      <w:pPr>
+        <w:spacing w:line="240" w:lineRule="auto"/>
+        <w:ind w:firstLine="360"/>
+        <w:rPr>
+          <w:sz w:val="26"/>
+          <w:szCs w:val="26"/>
+          <w:lang w:val="vi-VN"/>
+        </w:rPr>
+      </w:pPr>
+      <w:r>
+        <w:rPr>
+          <w:sz w:val="26"/>
+          <w:szCs w:val="26"/>
+          <w:lang w:val="vi-VN"/>
+        </w:rPr>
+        <w:t>5. Sau khi đã thanh toán chi phí giải thể doanh nghiệp và các khoản nợ, phần còn lại thuộc về chủ sở hữu;</w:t>
+      </w:r>
+    </w:p>
+    <w:p>
+      <w:pPr>
+        <w:spacing w:line="240" w:lineRule="auto"/>
+        <w:ind w:firstLine="360"/>
+        <w:rPr>
+          <w:sz w:val="26"/>
+          <w:szCs w:val="26"/>
+          <w:lang w:val="vi-VN"/>
+        </w:rPr>
+      </w:pPr>
+      <w:r>
+        <w:rPr>
+          <w:sz w:val="26"/>
+          <w:szCs w:val="26"/>
+          <w:lang w:val="vi-VN"/>
+        </w:rPr>
+        <w:t>6. Người đại diện theo pháp luật của doanh nghiệp gửi hồ sơ giải thể doanh nghiệp cho Cơ quan đăng ký kinh doanh trong thời hạn 05 ngày làm việc kể từ ngày thanh toán hết các khoản nợ của doanh nghiệp</w:t>
+      </w:r>
+      <w:r>
+        <w:rPr>
+          <w:sz w:val="26"/>
+          <w:szCs w:val="26"/>
+          <w:lang w:val="vi-VN"/>
+        </w:rPr>
+        <w:t>.</w:t>
+      </w:r>
+    </w:p>
+    <w:p>
+      <w:pPr>
+        <w:spacing w:line="240" w:lineRule="auto"/>
+        <w:ind w:firstLine="360"/>
+        <w:rPr>
+          <w:sz w:val="26"/>
+          <w:szCs w:val="26"/>
+          <w:lang w:val="vi-VN"/>
+        </w:rPr>
+      </w:pPr>
+    </w:p>
+    <w:p>
+      <w:pPr>
+        <w:spacing w:line="240" w:lineRule="auto"/>
+        <w:ind w:firstLine="360"/>
+        <w:rPr>
+          <w:sz w:val="26"/>
+          <w:szCs w:val="26"/>
+          <w:lang w:val="vi-VN"/>
+        </w:rPr>
+      </w:pPr>
+    </w:p>
+    <w:p>
+      <w:pPr>
+        <w:spacing w:line="240" w:lineRule="auto"/>
+        <w:ind w:firstLine="360"/>
+        <w:rPr>
+          <w:sz w:val="26"/>
+          <w:szCs w:val="26"/>
+          <w:lang w:val="vi-VN"/>
+        </w:rPr>
+      </w:pPr>
+    </w:p>
+    <w:bookmarkEnd w:id="9"/>
     <w:p>
       <w:pPr>
         <w:pStyle w:val="Heading3"/>
         <w:ind w:firstLine="360"/>
+        <w:jc w:val="center"/>
+        <w:rPr>
+          <w:rFonts w:ascii="Times New Roman" w:hAnsi="Times New Roman"/>
+        </w:rPr>
+      </w:pPr>
+      <w:r>
+        <w:rPr>
+          <w:rFonts w:ascii="Times New Roman" w:hAnsi="Times New Roman"/>
+        </w:rPr>
+        <w:t>Chương VI</w:t>
+      </w:r>
+    </w:p>
+    <w:p>
+      <w:pPr>
+        <w:spacing w:line="240" w:lineRule="auto"/>
+        <w:ind w:firstLine="360"/>
+        <w:jc w:val="center"/>
+        <w:rPr>
+          <w:b/>
+          <w:sz w:val="26"/>
+          <w:szCs w:val="26"/>
+          <w:lang w:val="vi-VN"/>
+        </w:rPr>
+      </w:pPr>
+      <w:r>
+        <w:rPr>
+          <w:b/>
+          <w:sz w:val="26"/>
+          <w:szCs w:val="26"/>
+          <w:lang w:val="vi-VN"/>
+        </w:rPr>
+        <w:t>HIỆU LỰC THỰC HIỆN</w:t>
+      </w:r>
+    </w:p>
+    <w:p>
+      <w:pPr>
+        <w:spacing w:line="240" w:lineRule="auto"/>
+        <w:ind w:firstLine="360"/>
+        <w:jc w:val="center"/>
+        <w:rPr>
+          <w:b/>
+          <w:bCs/>
+          <w:sz w:val="26"/>
+          <w:szCs w:val="26"/>
+          <w:lang w:val="vi-VN"/>
+        </w:rPr>
+      </w:pPr>
+    </w:p>
+    <w:p>
+      <w:pPr>
+        <w:pStyle w:val="Heading3"/>
+        <w:ind w:firstLine="360"/>
         <w:rPr>
           <w:rFonts w:ascii="Times New Roman" w:hAnsi="Times New Roman"/>
         </w:rPr>
@@ -6226,396 +6838,37 @@
         <w:rPr>
           <w:rFonts w:ascii="Times New Roman" w:hAnsi="Times New Roman"/>
         </w:rPr>
-        <w:t>18</w:t>
-      </w:r>
-      <w:r>
-        <w:rPr>
-          <w:rFonts w:ascii="Times New Roman" w:hAnsi="Times New Roman"/>
-        </w:rPr>
-        <w:t>. Trình tự, thủ tục thanh lý tài sản và giải thể doanh nghiệp</w:t>
-      </w:r>
-    </w:p>
-    <w:p>
-      <w:pPr>
-        <w:spacing w:line="240" w:lineRule="auto"/>
-        <w:ind w:firstLine="360"/>
-        <w:rPr>
-          <w:sz w:val="26"/>
-          <w:szCs w:val="26"/>
-          <w:lang w:val="vi-VN"/>
-        </w:rPr>
-      </w:pPr>
-      <w:bookmarkStart w:id="9" w:name="_Hlk60645556"/>
-      <w:r>
-        <w:rPr>
-          <w:sz w:val="26"/>
-          <w:szCs w:val="26"/>
-          <w:lang w:val="vi-VN"/>
-        </w:rPr>
-        <w:t xml:space="preserve">Việc giải thể doanh nghiệp trong các trường hợp quy định </w:t>
-      </w:r>
-      <w:r>
-        <w:rPr>
-          <w:sz w:val="26"/>
-          <w:szCs w:val="26"/>
-        </w:rPr>
-        <w:t>tại</w:t>
-      </w:r>
-      <w:r>
-        <w:rPr>
-          <w:color w:val="FF0000"/>
-          <w:sz w:val="26"/>
-          <w:szCs w:val="26"/>
-          <w:lang w:val="vi-VN"/>
-        </w:rPr>
-        <w:t xml:space="preserve"> </w:t>
-      </w:r>
-      <w:r>
-        <w:rPr>
-          <w:sz w:val="26"/>
-          <w:szCs w:val="26"/>
-          <w:lang w:val="vi-VN"/>
-        </w:rPr>
-        <w:t xml:space="preserve">khoản 1 Điều </w:t>
-      </w:r>
-      <w:r>
-        <w:rPr>
-          <w:sz w:val="26"/>
-          <w:szCs w:val="26"/>
-          <w:lang w:val="vi-VN"/>
-        </w:rPr>
-        <w:t>17</w:t>
-      </w:r>
-      <w:r>
-        <w:rPr>
-          <w:sz w:val="26"/>
-          <w:szCs w:val="26"/>
-          <w:lang w:val="vi-VN"/>
-        </w:rPr>
-        <w:t xml:space="preserve"> của Điều lệ này được thực hiện theo quy định sau đây:</w:t>
-      </w:r>
-    </w:p>
-    <w:p>
-      <w:pPr>
-        <w:spacing w:line="240" w:lineRule="auto"/>
-        <w:ind w:firstLine="360"/>
-        <w:rPr>
-          <w:sz w:val="26"/>
-          <w:szCs w:val="26"/>
-          <w:lang w:val="vi-VN"/>
-        </w:rPr>
-      </w:pPr>
-      <w:r>
-        <w:rPr>
-          <w:sz w:val="26"/>
-          <w:szCs w:val="26"/>
-          <w:lang w:val="vi-VN"/>
-        </w:rPr>
-        <w:t>1. Thông qua nghị quyết, quyết định giải thể doanh nghiệp. Nghị quyết, quyết định giải thể doanh nghiệp phải bao gồm các nội dung chủ yếu sau đây:</w:t>
-      </w:r>
-    </w:p>
-    <w:p>
-      <w:pPr>
-        <w:spacing w:line="240" w:lineRule="auto"/>
-        <w:ind w:firstLine="360"/>
-        <w:rPr>
-          <w:sz w:val="26"/>
-          <w:szCs w:val="26"/>
-          <w:lang w:val="vi-VN"/>
-        </w:rPr>
-      </w:pPr>
-      <w:r>
-        <w:rPr>
-          <w:sz w:val="26"/>
-          <w:szCs w:val="26"/>
-          <w:lang w:val="vi-VN"/>
-        </w:rPr>
-        <w:t>a) Tên, địa chỉ trụ sở chính của doanh nghiệp;</w:t>
-      </w:r>
-    </w:p>
-    <w:p>
-      <w:pPr>
-        <w:spacing w:line="240" w:lineRule="auto"/>
-        <w:ind w:firstLine="360"/>
-        <w:rPr>
-          <w:sz w:val="26"/>
-          <w:szCs w:val="26"/>
-          <w:lang w:val="vi-VN"/>
-        </w:rPr>
-      </w:pPr>
-      <w:r>
-        <w:rPr>
-          <w:sz w:val="26"/>
-          <w:szCs w:val="26"/>
-          <w:lang w:val="vi-VN"/>
-        </w:rPr>
-        <w:t>b) Lý do giải thể;</w:t>
-      </w:r>
-    </w:p>
-    <w:p>
-      <w:pPr>
-        <w:spacing w:line="240" w:lineRule="auto"/>
-        <w:ind w:firstLine="360"/>
-        <w:rPr>
-          <w:sz w:val="26"/>
-          <w:szCs w:val="26"/>
-          <w:lang w:val="vi-VN"/>
-        </w:rPr>
-      </w:pPr>
-      <w:r>
-        <w:rPr>
-          <w:sz w:val="26"/>
-          <w:szCs w:val="26"/>
-          <w:lang w:val="vi-VN"/>
-        </w:rPr>
-        <w:t>c) Thời hạn, thủ tục thanh lý hợp đồng và thanh toán các khoản nợ của doanh nghiệp;</w:t>
-      </w:r>
-    </w:p>
-    <w:p>
-      <w:pPr>
-        <w:spacing w:line="240" w:lineRule="auto"/>
-        <w:ind w:firstLine="360"/>
-        <w:rPr>
-          <w:sz w:val="26"/>
-          <w:szCs w:val="26"/>
-          <w:lang w:val="vi-VN"/>
-        </w:rPr>
-      </w:pPr>
-      <w:r>
-        <w:rPr>
-          <w:sz w:val="26"/>
-          <w:szCs w:val="26"/>
-          <w:lang w:val="vi-VN"/>
-        </w:rPr>
-        <w:t>d) Phương án xử lý các nghĩa vụ phát sinh từ hợp đồng lao động;</w:t>
-      </w:r>
-    </w:p>
-    <w:p>
-      <w:pPr>
-        <w:spacing w:line="240" w:lineRule="auto"/>
-        <w:ind w:firstLine="360"/>
-        <w:rPr>
-          <w:sz w:val="26"/>
-          <w:szCs w:val="26"/>
-          <w:lang w:val="vi-VN"/>
-        </w:rPr>
-      </w:pPr>
-      <w:r>
-        <w:rPr>
-          <w:sz w:val="26"/>
-          <w:szCs w:val="26"/>
-          <w:lang w:val="vi-VN"/>
-        </w:rPr>
-        <w:t>đ) Họ, tên, chữ ký của chủ sở hữu công ty</w:t>
-      </w:r>
-      <w:r>
-        <w:rPr>
-          <w:sz w:val="26"/>
-          <w:szCs w:val="26"/>
-          <w:lang w:val="vi-VN"/>
-        </w:rPr>
-        <w:t>.</w:t>
-      </w:r>
-    </w:p>
-    <w:p>
-      <w:pPr>
-        <w:spacing w:line="240" w:lineRule="auto"/>
-        <w:ind w:firstLine="360"/>
-        <w:rPr>
-          <w:sz w:val="26"/>
-          <w:szCs w:val="26"/>
-          <w:lang w:val="vi-VN"/>
-        </w:rPr>
-      </w:pPr>
-      <w:r>
-        <w:rPr>
-          <w:sz w:val="26"/>
-          <w:szCs w:val="26"/>
-          <w:lang w:val="vi-VN"/>
-        </w:rPr>
-        <w:t>2. Chủ sở hữu công ty trực tiếp tổ chức thanh lý tài sản doanh nghiệp;</w:t>
-      </w:r>
-    </w:p>
-    <w:p>
-      <w:pPr>
-        <w:spacing w:line="240" w:lineRule="auto"/>
-        <w:ind w:firstLine="360"/>
-        <w:rPr>
-          <w:sz w:val="26"/>
-          <w:szCs w:val="26"/>
-          <w:lang w:val="vi-VN"/>
-        </w:rPr>
-      </w:pPr>
-      <w:r>
-        <w:rPr>
-          <w:sz w:val="26"/>
-          <w:szCs w:val="26"/>
-          <w:lang w:val="vi-VN"/>
-        </w:rPr>
-        <w:t>3. Trong thời hạn 07 ngày làm việc kể từ ngày thông qua, quyết định giải thể phải được gửi đến Cơ quan đăng ký kinh doanh, cơ quan thuế, người lao động trong doanh nghiệp. Quyết định giải thể phải được đăng trên cổng thông tin quốc gia về đăng ký doanh nghiệp và được niêm yết công khai tại trụ sở chính, chi nhánh, văn phòng đại diện của doanh nghiệp. Trường hợp doanh nghiệp còn nghĩa vụ tài chính chưa thanh toán thì phải gửi kèm theo quyết định giải thể và phương án giải quyết nợ đến các chủ nợ, người có quyền, nghĩa vụ và lợi ích có liên quan. Phương án giải quyết nợ phải có tên, địa chỉ của chủ nợ; số nợ, thời hạn, địa điểm và phương thức thanh toán số nợ đó; cách thức và thời hạn giải quyết khiếu nại của chủ nợ;</w:t>
-      </w:r>
-    </w:p>
-    <w:p>
-      <w:pPr>
-        <w:spacing w:line="240" w:lineRule="auto"/>
-        <w:ind w:firstLine="360"/>
-        <w:rPr>
-          <w:sz w:val="26"/>
-          <w:szCs w:val="26"/>
-          <w:lang w:val="vi-VN"/>
-        </w:rPr>
-      </w:pPr>
-      <w:r>
-        <w:rPr>
-          <w:sz w:val="26"/>
-          <w:szCs w:val="26"/>
-          <w:lang w:val="vi-VN"/>
-        </w:rPr>
-        <w:t>4. Các khoản nợ của doanh nghiệp được thanh toán theo thứ tự ưu tiên sau đây:</w:t>
-      </w:r>
-    </w:p>
-    <w:p>
-      <w:pPr>
-        <w:spacing w:line="240" w:lineRule="auto"/>
-        <w:ind w:firstLine="360"/>
-        <w:rPr>
-          <w:sz w:val="26"/>
-          <w:szCs w:val="26"/>
-          <w:lang w:val="vi-VN"/>
-        </w:rPr>
-      </w:pPr>
-      <w:r>
-        <w:rPr>
-          <w:sz w:val="26"/>
-          <w:szCs w:val="26"/>
-          <w:lang w:val="vi-VN"/>
-        </w:rPr>
-        <w:t>a) Các khoản nợ lương, trợ cấp thôi việc, bảo hiểm xã hội, bảo hiểm y tế, bảo hiểm thất nghiệp theo quy định của pháp luật và các quyền lợi khác của người lao động theo thỏa ước lao động tập thể và hợp đồng lao động đã ký kết;</w:t>
-      </w:r>
-    </w:p>
-    <w:p>
-      <w:pPr>
-        <w:spacing w:line="240" w:lineRule="auto"/>
-        <w:ind w:firstLine="360"/>
-        <w:rPr>
-          <w:sz w:val="26"/>
-          <w:szCs w:val="26"/>
-          <w:lang w:val="vi-VN"/>
-        </w:rPr>
-      </w:pPr>
-      <w:r>
-        <w:rPr>
-          <w:sz w:val="26"/>
-          <w:szCs w:val="26"/>
-          <w:lang w:val="vi-VN"/>
-        </w:rPr>
-        <w:t>b) Nợ thuế;</w:t>
-      </w:r>
-    </w:p>
-    <w:p>
-      <w:pPr>
-        <w:spacing w:line="240" w:lineRule="auto"/>
-        <w:ind w:firstLine="360"/>
-        <w:rPr>
-          <w:sz w:val="26"/>
-          <w:szCs w:val="26"/>
-          <w:lang w:val="vi-VN"/>
-        </w:rPr>
-      </w:pPr>
-      <w:r>
-        <w:rPr>
-          <w:sz w:val="26"/>
-          <w:szCs w:val="26"/>
-          <w:lang w:val="vi-VN"/>
-        </w:rPr>
-        <w:t>c) Các khoản nợ khác;</w:t>
-      </w:r>
-    </w:p>
-    <w:p>
-      <w:pPr>
-        <w:spacing w:line="240" w:lineRule="auto"/>
-        <w:ind w:firstLine="360"/>
-        <w:rPr>
-          <w:sz w:val="26"/>
-          <w:szCs w:val="26"/>
-          <w:lang w:val="vi-VN"/>
-        </w:rPr>
-      </w:pPr>
-      <w:r>
-        <w:rPr>
-          <w:sz w:val="26"/>
-          <w:szCs w:val="26"/>
-          <w:lang w:val="vi-VN"/>
-        </w:rPr>
-        <w:t>5. Sau khi đã thanh toán chi phí giải thể doanh nghiệp và các khoản nợ, phần còn lại thuộc về chủ sở hữu;</w:t>
-      </w:r>
-    </w:p>
-    <w:p>
-      <w:pPr>
-        <w:spacing w:line="240" w:lineRule="auto"/>
-        <w:ind w:firstLine="360"/>
-        <w:rPr>
-          <w:sz w:val="26"/>
-          <w:szCs w:val="26"/>
-          <w:lang w:val="vi-VN"/>
-        </w:rPr>
-      </w:pPr>
-      <w:r>
-        <w:rPr>
-          <w:sz w:val="26"/>
-          <w:szCs w:val="26"/>
-          <w:lang w:val="vi-VN"/>
-        </w:rPr>
-        <w:t>6. Người đại diện theo pháp luật của doanh nghiệp gửi hồ sơ giải thể doanh nghiệp cho Cơ quan đăng ký kinh doanh trong thời hạn 05 ngày làm việc kể từ ngày thanh toán hết các khoản nợ của doanh nghiệp</w:t>
-      </w:r>
-      <w:r>
-        <w:rPr>
-          <w:sz w:val="26"/>
-          <w:szCs w:val="26"/>
-          <w:lang w:val="vi-VN"/>
-        </w:rPr>
-        <w:t>.</w:t>
-      </w:r>
-    </w:p>
-    <w:p>
-      <w:pPr>
-        <w:spacing w:line="240" w:lineRule="auto"/>
-        <w:ind w:firstLine="360"/>
-        <w:rPr>
-          <w:sz w:val="26"/>
-          <w:szCs w:val="26"/>
-          <w:lang w:val="vi-VN"/>
-        </w:rPr>
-      </w:pPr>
-    </w:p>
-    <w:p>
-      <w:pPr>
-        <w:spacing w:line="240" w:lineRule="auto"/>
-        <w:ind w:firstLine="360"/>
-        <w:rPr>
-          <w:sz w:val="26"/>
-          <w:szCs w:val="26"/>
-          <w:lang w:val="vi-VN"/>
-        </w:rPr>
-      </w:pPr>
-    </w:p>
-    <w:p>
-      <w:pPr>
-        <w:spacing w:line="240" w:lineRule="auto"/>
-        <w:ind w:firstLine="360"/>
-        <w:rPr>
-          <w:sz w:val="26"/>
-          <w:szCs w:val="26"/>
-          <w:lang w:val="vi-VN"/>
-        </w:rPr>
-      </w:pPr>
-    </w:p>
-    <w:bookmarkEnd w:id="9"/>
+        <w:t>19</w:t>
+      </w:r>
+      <w:r>
+        <w:rPr>
+          <w:rFonts w:ascii="Times New Roman" w:hAnsi="Times New Roman"/>
+        </w:rPr>
+        <w:t>. Hiệu lực của Điều lệ</w:t>
+      </w:r>
+    </w:p>
+    <w:p>
+      <w:pPr>
+        <w:ind w:firstLine="360"/>
+        <w:rPr>
+          <w:sz w:val="26"/>
+          <w:szCs w:val="26"/>
+          <w:lang w:val="vi-VN"/>
+        </w:rPr>
+      </w:pPr>
+      <w:r>
+        <w:rPr>
+          <w:sz w:val="26"/>
+          <w:szCs w:val="26"/>
+          <w:lang w:val="vi-VN"/>
+        </w:rPr>
+        <w:t>Điều lệ này có hiệu lực kể từ ngày được Cơ quan đăng ký kinh doanh cấp Giấy chứng nhận đăng ký doanh nghiệp.</w:t>
+      </w:r>
+    </w:p>
     <w:p>
       <w:pPr>
         <w:pStyle w:val="Heading3"/>
         <w:ind w:firstLine="360"/>
-        <w:jc w:val="center"/>
         <w:rPr>
           <w:rFonts w:ascii="Times New Roman" w:hAnsi="Times New Roman"/>
         </w:rPr>
@@ -6625,102 +6878,6 @@
           <w:rFonts w:ascii="Times New Roman" w:hAnsi="Times New Roman"/>
         </w:rPr>
         <w:lastRenderedPageBreak/>
-        <w:t>Chương VI</w:t>
-      </w:r>
-    </w:p>
-    <w:p>
-      <w:pPr>
-        <w:spacing w:line="240" w:lineRule="auto"/>
-        <w:ind w:firstLine="360"/>
-        <w:jc w:val="center"/>
-        <w:rPr>
-          <w:b/>
-          <w:sz w:val="26"/>
-          <w:szCs w:val="26"/>
-          <w:lang w:val="vi-VN"/>
-        </w:rPr>
-      </w:pPr>
-      <w:r>
-        <w:rPr>
-          <w:b/>
-          <w:sz w:val="26"/>
-          <w:szCs w:val="26"/>
-          <w:lang w:val="vi-VN"/>
-        </w:rPr>
-        <w:t>HIỆU LỰC THỰC HIỆN</w:t>
-      </w:r>
-    </w:p>
-    <w:p>
-      <w:pPr>
-        <w:spacing w:line="240" w:lineRule="auto"/>
-        <w:ind w:firstLine="360"/>
-        <w:jc w:val="center"/>
-        <w:rPr>
-          <w:b/>
-          <w:bCs/>
-          <w:sz w:val="26"/>
-          <w:szCs w:val="26"/>
-          <w:lang w:val="vi-VN"/>
-        </w:rPr>
-      </w:pPr>
-    </w:p>
-    <w:p>
-      <w:pPr>
-        <w:pStyle w:val="Heading3"/>
-        <w:ind w:firstLine="360"/>
-        <w:rPr>
-          <w:rFonts w:ascii="Times New Roman" w:hAnsi="Times New Roman"/>
-        </w:rPr>
-      </w:pPr>
-      <w:r>
-        <w:rPr>
-          <w:rFonts w:ascii="Times New Roman" w:hAnsi="Times New Roman"/>
-        </w:rPr>
-        <w:t xml:space="preserve">Điều </w:t>
-      </w:r>
-      <w:r>
-        <w:rPr>
-          <w:rFonts w:ascii="Times New Roman" w:hAnsi="Times New Roman"/>
-        </w:rPr>
-        <w:t>19</w:t>
-      </w:r>
-      <w:r>
-        <w:rPr>
-          <w:rFonts w:ascii="Times New Roman" w:hAnsi="Times New Roman"/>
-        </w:rPr>
-        <w:t>. Hiệu lực của Điều lệ</w:t>
-      </w:r>
-    </w:p>
-    <w:p>
-      <w:pPr>
-        <w:ind w:firstLine="360"/>
-        <w:rPr>
-          <w:sz w:val="26"/>
-          <w:szCs w:val="26"/>
-          <w:lang w:val="vi-VN"/>
-        </w:rPr>
-      </w:pPr>
-      <w:r>
-        <w:rPr>
-          <w:sz w:val="26"/>
-          <w:szCs w:val="26"/>
-          <w:lang w:val="vi-VN"/>
-        </w:rPr>
-        <w:t>Điều lệ này có hiệu lực kể từ ngày được Cơ quan đăng ký kinh doanh cấp Giấy chứng nhận đăng ký doanh nghiệp.</w:t>
-      </w:r>
-    </w:p>
-    <w:p>
-      <w:pPr>
-        <w:pStyle w:val="Heading3"/>
-        <w:ind w:firstLine="360"/>
-        <w:rPr>
-          <w:rFonts w:ascii="Times New Roman" w:hAnsi="Times New Roman"/>
-        </w:rPr>
-      </w:pPr>
-      <w:r>
-        <w:rPr>
-          <w:rFonts w:ascii="Times New Roman" w:hAnsi="Times New Roman"/>
-        </w:rPr>
         <w:t xml:space="preserve">Điều </w:t>
       </w:r>
       <w:r>
@@ -7152,7 +7309,6 @@
           <w:szCs w:val="26"/>
           <w:lang w:val="vi-VN"/>
         </w:rPr>
-        <w:lastRenderedPageBreak/>
         <w:t>Bản điều lệ này gồm  </w:t>
       </w:r>
       <w:r>
@@ -7364,7 +7520,7 @@
           <w:sz w:val="26"/>
           <w:szCs w:val="26"/>
         </w:rPr>
-        <w:t>11</w:t>
+        <w:t>26</w:t>
       </w:r>
       <w:r>
         <w:rPr>
@@ -7379,22 +7535,22 @@
           <w:sz w:val="26"/>
           <w:szCs w:val="26"/>
         </w:rPr>
-        <w:t>1</w:t>
-      </w:r>
-      <w:r>
-        <w:rPr>
-          <w:sz w:val="26"/>
-          <w:szCs w:val="26"/>
-        </w:rPr>
-        <w:t>2</w:t>
-      </w:r>
-      <w:r>
-        <w:rPr>
-          <w:sz w:val="26"/>
-          <w:szCs w:val="26"/>
-          <w:lang w:val="vi-VN"/>
-        </w:rPr>
-        <w:t xml:space="preserve"> năm 2025</w:t>
+        <w:t>3</w:t>
+      </w:r>
+      <w:r>
+        <w:rPr>
+          <w:sz w:val="26"/>
+          <w:szCs w:val="26"/>
+          <w:lang w:val="vi-VN"/>
+        </w:rPr>
+        <w:t xml:space="preserve"> năm 202</w:t>
+      </w:r>
+      <w:r>
+        <w:rPr>
+          <w:sz w:val="26"/>
+          <w:szCs w:val="26"/>
+        </w:rPr>
+        <w:t>6</w:t>
       </w:r>
       <w:r>
         <w:rPr>
@@ -7510,7 +7666,7 @@
           <w:szCs w:val="26"/>
           <w:lang w:val="vi-VN"/>
         </w:rPr>
-        <w:t>NGUYỄN THỊ THANH PHƯỢNG</w:t>
+        <w:t>TRƯƠNG THỊ TRÚC MAI</w:t>
       </w:r>
     </w:p>
     <w:p>
@@ -10033,6 +10189,28 @@
       </w:tblBorders>
     </w:tblPr>
   </w:style>
+  <w:style w:type="table" w:customStyle="1" w:styleId="TableGrid2">
+    <w:name w:val="Table Grid2"/>
+    <w:basedOn w:val="TableNormal"/>
+    <w:next w:val="TableGrid"/>
+    <w:uiPriority w:val="59"/>
+    <w:rsid w:val="005359C0"/>
+    <w:rPr>
+      <w:rFonts w:ascii="Cambria" w:eastAsia="MS Mincho" w:hAnsi="Cambria"/>
+      <w:sz w:val="22"/>
+      <w:szCs w:val="22"/>
+    </w:rPr>
+    <w:tblPr>
+      <w:tblBorders>
+        <w:top w:val="single" w:sz="4" w:space="0" w:color="auto"/>
+        <w:left w:val="single" w:sz="4" w:space="0" w:color="auto"/>
+        <w:bottom w:val="single" w:sz="4" w:space="0" w:color="auto"/>
+        <w:right w:val="single" w:sz="4" w:space="0" w:color="auto"/>
+        <w:insideH w:val="single" w:sz="4" w:space="0" w:color="auto"/>
+        <w:insideV w:val="single" w:sz="4" w:space="0" w:color="auto"/>
+      </w:tblBorders>
+    </w:tblPr>
+  </w:style>
 </w:styles>
 </file>
 

--- a/CÔNG TY TNHH CHANGDE/CHANGDE_ThanhLapMoi/CHANGDE_DieuLe.docx
+++ b/CÔNG TY TNHH CHANGDE/CHANGDE_ThanhLapMoi/CHANGDE_DieuLe.docx
@@ -998,8 +998,10 @@
           <w:szCs w:val="26"/>
           <w:lang w:eastAsia="zh-CN"/>
         </w:rPr>
-        <w:t>Căn A18 khu nhà ở Hoàng Mai, tổ 5, KP. 7</w:t>
-      </w:r>
+        <w:t>Số A18 khu nhà ở Hoàng Mai, đường DT 747A, tổ 5, khu phố Uyên Hưng 7</w:t>
+      </w:r>
+      <w:bookmarkStart w:id="1" w:name="_GoBack"/>
+      <w:bookmarkEnd w:id="1"/>
       <w:r>
         <w:rPr>
           <w:color w:val="000000"/>
@@ -2222,8 +2224,6 @@
       <w:r>
         <w:t>Căn A18 khu nhà ở Hoàng Mai, tổ 5, KP. 7</w:t>
       </w:r>
-      <w:bookmarkStart w:id="1" w:name="_GoBack"/>
-      <w:bookmarkEnd w:id="1"/>
       <w:r>
         <w:rPr>
           <w:sz w:val="26"/>
